--- a/docs/zavrsni-izvjestaj/03-implementacija-demonstracija.docx
+++ b/docs/zavrsni-izvjestaj/03-implementacija-demonstracija.docx
@@ -28,7 +28,7 @@
         </w:p>
       </w:sdtContent>
     </w:sdt>
-    <w:bookmarkStart w:id="46" w:name="X4af8bddf2fc4cad91e41434c536872434375ce3"/>
+    <w:bookmarkStart w:id="49" w:name="X4af8bddf2fc4cad91e41434c536872434375ce3"/>
     <w:p>
       <w:pPr>
         <w:pStyle w:val="Heading1"/>
@@ -1147,7 +1147,7 @@
       </w:r>
     </w:p>
     <w:bookmarkEnd w:id="10"/>
-    <w:bookmarkStart w:id="14" w:name="X0411e34e741a5f42dd12123fb9e43ea8480916a"/>
+    <w:bookmarkStart w:id="17" w:name="X0411e34e741a5f42dd12123fb9e43ea8480916a"/>
     <w:p>
       <w:pPr>
         <w:pStyle w:val="Heading2"/>
@@ -1281,7 +1281,7 @@
       </w:r>
     </w:p>
     <w:bookmarkEnd w:id="11"/>
-    <w:bookmarkStart w:id="12" w:name="Xcce791a74979efb69411e0a11395fe7f4f186d8"/>
+    <w:bookmarkStart w:id="15" w:name="Xcce791a74979efb69411e0a11395fe7f4f186d8"/>
     <w:p>
       <w:pPr>
         <w:pStyle w:val="Heading3"/>
@@ -1440,1429 +1440,6 @@
       <w:r>
         <w:t xml:space="preserve">sa sve 3 grane (verified/mismatched/unavailable):</w:t>
       </w:r>
-      <w:r>
-        <w:t xml:space="preserve"> </w:t>
-      </w:r>
-      <w:r>
-        <w:rPr>
-          <w:rStyle w:val="VerbatimChar"/>
-        </w:rPr>
-        <w:t xml:space="preserve">uml/03-sequence-uc8.puml</w:t>
-      </w:r>
-      <w:r>
-        <w:t xml:space="preserve">.</w:t>
-      </w:r>
-    </w:p>
-    <w:bookmarkEnd w:id="12"/>
-    <w:bookmarkStart w:id="13" w:name="Xb7e82cbb31731ddd7d66bea4de3bd12ce414c71"/>
-    <w:p>
-      <w:pPr>
-        <w:pStyle w:val="Heading3"/>
-      </w:pPr>
-      <w:r>
-        <w:rPr>
-          <w:rStyle w:val="SectionNumber"/>
-        </w:rPr>
-        <w:t xml:space="preserve">1.3.3</w:t>
-      </w:r>
-      <w:r>
-        <w:tab/>
-      </w:r>
-      <w:r>
-        <w:t xml:space="preserve">3.3 Notifikacije (Email + Database)</w:t>
-      </w:r>
-    </w:p>
-    <w:p>
-      <w:pPr>
-        <w:pStyle w:val="FirstParagraph"/>
-      </w:pPr>
-      <w:r>
-        <w:t xml:space="preserve">Laravel</w:t>
-      </w:r>
-      <w:r>
-        <w:t xml:space="preserve"> </w:t>
-      </w:r>
-      <w:r>
-        <w:rPr>
-          <w:b/>
-          <w:bCs/>
-        </w:rPr>
-        <w:t xml:space="preserve">Notifications</w:t>
-      </w:r>
-      <w:r>
-        <w:t xml:space="preserve"> </w:t>
-      </w:r>
-      <w:r>
-        <w:t xml:space="preserve">sistem podržava više kanala. v1.0 implementacija:</w:t>
-      </w:r>
-    </w:p>
-    <w:p>
-      <w:pPr>
-        <w:pStyle w:val="Compact"/>
-        <w:numPr>
-          <w:ilvl w:val="0"/>
-          <w:numId w:val="1001"/>
-        </w:numPr>
-      </w:pPr>
-      <w:r>
-        <w:rPr>
-          <w:b/>
-          <w:bCs/>
-        </w:rPr>
-        <w:t xml:space="preserve">Email</w:t>
-      </w:r>
-      <w:r>
-        <w:t xml:space="preserve"> </w:t>
-      </w:r>
-      <w:r>
-        <w:t xml:space="preserve">preko</w:t>
-      </w:r>
-      <w:r>
-        <w:t xml:space="preserve"> </w:t>
-      </w:r>
-      <w:r>
-        <w:rPr>
-          <w:rStyle w:val="VerbatimChar"/>
-        </w:rPr>
-        <w:t xml:space="preserve">log</w:t>
-      </w:r>
-      <w:r>
-        <w:t xml:space="preserve"> </w:t>
-      </w:r>
-      <w:r>
-        <w:t xml:space="preserve">driver-a u dev-u (zapisuje u</w:t>
-      </w:r>
-      <w:r>
-        <w:t xml:space="preserve"> </w:t>
-      </w:r>
-      <w:r>
-        <w:rPr>
-          <w:rStyle w:val="VerbatimChar"/>
-        </w:rPr>
-        <w:t xml:space="preserve">storage/logs/laravel.log</w:t>
-      </w:r>
-      <w:r>
-        <w:t xml:space="preserve">); planirana SES u produkciji</w:t>
-      </w:r>
-    </w:p>
-    <w:p>
-      <w:pPr>
-        <w:pStyle w:val="Compact"/>
-        <w:numPr>
-          <w:ilvl w:val="0"/>
-          <w:numId w:val="1001"/>
-        </w:numPr>
-      </w:pPr>
-      <w:r>
-        <w:rPr>
-          <w:b/>
-          <w:bCs/>
-        </w:rPr>
-        <w:t xml:space="preserve">Database</w:t>
-      </w:r>
-      <w:r>
-        <w:t xml:space="preserve"> </w:t>
-      </w:r>
-      <w:r>
-        <w:t xml:space="preserve">kanal čuva notifikacije u</w:t>
-      </w:r>
-      <w:r>
-        <w:t xml:space="preserve"> </w:t>
-      </w:r>
-      <w:r>
-        <w:rPr>
-          <w:rStyle w:val="VerbatimChar"/>
-        </w:rPr>
-        <w:t xml:space="preserve">notifications</w:t>
-      </w:r>
-      <w:r>
-        <w:t xml:space="preserve"> </w:t>
-      </w:r>
-      <w:r>
-        <w:t xml:space="preserve">tabeli, pojavljuju se u UI bell ikoni</w:t>
-      </w:r>
-    </w:p>
-    <w:p>
-      <w:pPr>
-        <w:pStyle w:val="FirstParagraph"/>
-      </w:pPr>
-      <w:r>
-        <w:t xml:space="preserve">Test:</w:t>
-      </w:r>
-      <w:r>
-        <w:t xml:space="preserve"> </w:t>
-      </w:r>
-      <w:r>
-        <w:rPr>
-          <w:rStyle w:val="VerbatimChar"/>
-        </w:rPr>
-        <w:t xml:space="preserve">tests/Feature/Notifications/TeamNotificationsTest.php</w:t>
-      </w:r>
-      <w:r>
-        <w:t xml:space="preserve">.</w:t>
-      </w:r>
-    </w:p>
-    <w:bookmarkEnd w:id="13"/>
-    <w:bookmarkEnd w:id="14"/>
-    <w:bookmarkStart w:id="15" w:name="X057100105c885293259aba8e935e441d6c806ec"/>
-    <w:p>
-      <w:pPr>
-        <w:pStyle w:val="Heading2"/>
-      </w:pPr>
-      <w:r>
-        <w:rPr>
-          <w:rStyle w:val="SectionNumber"/>
-        </w:rPr>
-        <w:t xml:space="preserve">1.4</w:t>
-      </w:r>
-      <w:r>
-        <w:tab/>
-      </w:r>
-      <w:r>
-        <w:t xml:space="preserve">4. Instalacija</w:t>
-      </w:r>
-    </w:p>
-    <w:p>
-      <w:pPr>
-        <w:pStyle w:val="FirstParagraph"/>
-      </w:pPr>
-      <w:r>
-        <w:t xml:space="preserve">Detaljno:</w:t>
-      </w:r>
-      <w:r>
-        <w:t xml:space="preserve"> </w:t>
-      </w:r>
-      <w:r>
-        <w:rPr>
-          <w:rStyle w:val="VerbatimChar"/>
-        </w:rPr>
-        <w:t xml:space="preserve">deployment/01-lokalna-instalacija.md</w:t>
-      </w:r>
-      <w:r>
-        <w:t xml:space="preserve">.</w:t>
-      </w:r>
-    </w:p>
-    <w:p>
-      <w:pPr>
-        <w:pStyle w:val="BodyText"/>
-      </w:pPr>
-      <w:r>
-        <w:rPr>
-          <w:b/>
-          <w:bCs/>
-        </w:rPr>
-        <w:t xml:space="preserve">Brza verzija:</w:t>
-      </w:r>
-    </w:p>
-    <w:p>
-      <w:pPr>
-        <w:pStyle w:val="SourceCode"/>
-      </w:pPr>
-      <w:r>
-        <w:rPr>
-          <w:rStyle w:val="FunctionTok"/>
-        </w:rPr>
-        <w:t xml:space="preserve">git</w:t>
-      </w:r>
-      <w:r>
-        <w:rPr>
-          <w:rStyle w:val="NormalTok"/>
-        </w:rPr>
-        <w:t xml:space="preserve"> clone </w:t>
-      </w:r>
-      <w:r>
-        <w:rPr>
-          <w:rStyle w:val="OperatorTok"/>
-        </w:rPr>
-        <w:t xml:space="preserve">&lt;</w:t>
-      </w:r>
-      <w:r>
-        <w:rPr>
-          <w:rStyle w:val="NormalTok"/>
-        </w:rPr>
-        <w:t xml:space="preserve">repo</w:t>
-      </w:r>
-      <w:r>
-        <w:rPr>
-          <w:rStyle w:val="OperatorTok"/>
-        </w:rPr>
-        <w:t xml:space="preserve">&gt;</w:t>
-      </w:r>
-      <w:r>
-        <w:br/>
-      </w:r>
-      <w:r>
-        <w:rPr>
-          <w:rStyle w:val="BuiltInTok"/>
-        </w:rPr>
-        <w:t xml:space="preserve">cd</w:t>
-      </w:r>
-      <w:r>
-        <w:rPr>
-          <w:rStyle w:val="NormalTok"/>
-        </w:rPr>
-        <w:t xml:space="preserve"> sportski-savez-app</w:t>
-      </w:r>
-      <w:r>
-        <w:br/>
-      </w:r>
-      <w:r>
-        <w:rPr>
-          <w:rStyle w:val="ExtensionTok"/>
-        </w:rPr>
-        <w:t xml:space="preserve">composer</w:t>
-      </w:r>
-      <w:r>
-        <w:rPr>
-          <w:rStyle w:val="NormalTok"/>
-        </w:rPr>
-        <w:t xml:space="preserve"> install </w:t>
-      </w:r>
-      <w:r>
-        <w:rPr>
-          <w:rStyle w:val="KeywordTok"/>
-        </w:rPr>
-        <w:t xml:space="preserve">&amp;&amp;</w:t>
-      </w:r>
-      <w:r>
-        <w:rPr>
-          <w:rStyle w:val="NormalTok"/>
-        </w:rPr>
-        <w:t xml:space="preserve"> </w:t>
-      </w:r>
-      <w:r>
-        <w:rPr>
-          <w:rStyle w:val="ExtensionTok"/>
-        </w:rPr>
-        <w:t xml:space="preserve">npm</w:t>
-      </w:r>
-      <w:r>
-        <w:rPr>
-          <w:rStyle w:val="NormalTok"/>
-        </w:rPr>
-        <w:t xml:space="preserve"> install</w:t>
-      </w:r>
-      <w:r>
-        <w:br/>
-      </w:r>
-      <w:r>
-        <w:rPr>
-          <w:rStyle w:val="FunctionTok"/>
-        </w:rPr>
-        <w:t xml:space="preserve">cp</w:t>
-      </w:r>
-      <w:r>
-        <w:rPr>
-          <w:rStyle w:val="NormalTok"/>
-        </w:rPr>
-        <w:t xml:space="preserve"> .env.example .env </w:t>
-      </w:r>
-      <w:r>
-        <w:rPr>
-          <w:rStyle w:val="KeywordTok"/>
-        </w:rPr>
-        <w:t xml:space="preserve">&amp;&amp;</w:t>
-      </w:r>
-      <w:r>
-        <w:rPr>
-          <w:rStyle w:val="NormalTok"/>
-        </w:rPr>
-        <w:t xml:space="preserve"> </w:t>
-      </w:r>
-      <w:r>
-        <w:rPr>
-          <w:rStyle w:val="ExtensionTok"/>
-        </w:rPr>
-        <w:t xml:space="preserve">php</w:t>
-      </w:r>
-      <w:r>
-        <w:rPr>
-          <w:rStyle w:val="NormalTok"/>
-        </w:rPr>
-        <w:t xml:space="preserve"> artisan key:generate</w:t>
-      </w:r>
-      <w:r>
-        <w:br/>
-      </w:r>
-      <w:r>
-        <w:rPr>
-          <w:rStyle w:val="FunctionTok"/>
-        </w:rPr>
-        <w:t xml:space="preserve">touch</w:t>
-      </w:r>
-      <w:r>
-        <w:rPr>
-          <w:rStyle w:val="NormalTok"/>
-        </w:rPr>
-        <w:t xml:space="preserve"> database/database.sqlite</w:t>
-      </w:r>
-      <w:r>
-        <w:br/>
-      </w:r>
-      <w:r>
-        <w:rPr>
-          <w:rStyle w:val="ExtensionTok"/>
-        </w:rPr>
-        <w:t xml:space="preserve">php</w:t>
-      </w:r>
-      <w:r>
-        <w:rPr>
-          <w:rStyle w:val="NormalTok"/>
-        </w:rPr>
-        <w:t xml:space="preserve"> artisan migrate </w:t>
-      </w:r>
-      <w:r>
-        <w:rPr>
-          <w:rStyle w:val="KeywordTok"/>
-        </w:rPr>
-        <w:t xml:space="preserve">&amp;&amp;</w:t>
-      </w:r>
-      <w:r>
-        <w:rPr>
-          <w:rStyle w:val="NormalTok"/>
-        </w:rPr>
-        <w:t xml:space="preserve"> </w:t>
-      </w:r>
-      <w:r>
-        <w:rPr>
-          <w:rStyle w:val="ExtensionTok"/>
-        </w:rPr>
-        <w:t xml:space="preserve">php</w:t>
-      </w:r>
-      <w:r>
-        <w:rPr>
-          <w:rStyle w:val="NormalTok"/>
-        </w:rPr>
-        <w:t xml:space="preserve"> artisan db:seed</w:t>
-      </w:r>
-      <w:r>
-        <w:br/>
-      </w:r>
-      <w:r>
-        <w:rPr>
-          <w:rStyle w:val="ExtensionTok"/>
-        </w:rPr>
-        <w:t xml:space="preserve">composer</w:t>
-      </w:r>
-      <w:r>
-        <w:rPr>
-          <w:rStyle w:val="NormalTok"/>
-        </w:rPr>
-        <w:t xml:space="preserve"> run dev</w:t>
-      </w:r>
-      <w:r>
-        <w:br/>
-      </w:r>
-      <w:r>
-        <w:rPr>
-          <w:rStyle w:val="CommentTok"/>
-        </w:rPr>
-        <w:t xml:space="preserve"># http://localhost:8000 — admin@savez.test / Adm1n!Test</w:t>
-      </w:r>
-    </w:p>
-    <w:bookmarkEnd w:id="15"/>
-    <w:bookmarkStart w:id="21" w:name="Xeb338bcc230eab662923938395f7b3f09c9d03e"/>
-    <w:p>
-      <w:pPr>
-        <w:pStyle w:val="Heading2"/>
-      </w:pPr>
-      <w:r>
-        <w:rPr>
-          <w:rStyle w:val="SectionNumber"/>
-        </w:rPr>
-        <w:t xml:space="preserve">1.5</w:t>
-      </w:r>
-      <w:r>
-        <w:tab/>
-      </w:r>
-      <w:r>
-        <w:t xml:space="preserve">5. Testiranje</w:t>
-      </w:r>
-    </w:p>
-    <w:bookmarkStart w:id="16" w:name="X2199e185fe753a98b3d80ae17f6728433426279"/>
-    <w:p>
-      <w:pPr>
-        <w:pStyle w:val="Heading3"/>
-      </w:pPr>
-      <w:r>
-        <w:rPr>
-          <w:rStyle w:val="SectionNumber"/>
-        </w:rPr>
-        <w:t xml:space="preserve">1.5.1</w:t>
-      </w:r>
-      <w:r>
-        <w:tab/>
-      </w:r>
-      <w:r>
-        <w:t xml:space="preserve">5.1 Pest test suite</w:t>
-      </w:r>
-    </w:p>
-    <w:p>
-      <w:pPr>
-        <w:pStyle w:val="Compact"/>
-        <w:numPr>
-          <w:ilvl w:val="0"/>
-          <w:numId w:val="1002"/>
-        </w:numPr>
-      </w:pPr>
-      <w:r>
-        <w:rPr>
-          <w:b/>
-          <w:bCs/>
-        </w:rPr>
-        <w:t xml:space="preserve">329 testova, 957 assertion-a</w:t>
-      </w:r>
-    </w:p>
-    <w:p>
-      <w:pPr>
-        <w:pStyle w:val="Compact"/>
-        <w:numPr>
-          <w:ilvl w:val="0"/>
-          <w:numId w:val="1002"/>
-        </w:numPr>
-      </w:pPr>
-      <w:r>
-        <w:rPr>
-          <w:b/>
-          <w:bCs/>
-        </w:rPr>
-        <w:t xml:space="preserve">Lokacije:</w:t>
-      </w:r>
-      <w:r>
-        <w:t xml:space="preserve"> </w:t>
-      </w:r>
-      <w:r>
-        <w:rPr>
-          <w:rStyle w:val="VerbatimChar"/>
-        </w:rPr>
-        <w:t xml:space="preserve">tests/Feature/</w:t>
-      </w:r>
-      <w:r>
-        <w:t xml:space="preserve"> </w:t>
-      </w:r>
-      <w:r>
-        <w:t xml:space="preserve">(većina),</w:t>
-      </w:r>
-      <w:r>
-        <w:t xml:space="preserve"> </w:t>
-      </w:r>
-      <w:r>
-        <w:rPr>
-          <w:rStyle w:val="VerbatimChar"/>
-        </w:rPr>
-        <w:t xml:space="preserve">tests/Browser/</w:t>
-      </w:r>
-      <w:r>
-        <w:t xml:space="preserve"> </w:t>
-      </w:r>
-      <w:r>
-        <w:t xml:space="preserve">(smoke + e2e),</w:t>
-      </w:r>
-      <w:r>
-        <w:t xml:space="preserve"> </w:t>
-      </w:r>
-      <w:r>
-        <w:rPr>
-          <w:rStyle w:val="VerbatimChar"/>
-        </w:rPr>
-        <w:t xml:space="preserve">tests/Unit/</w:t>
-      </w:r>
-      <w:r>
-        <w:t xml:space="preserve"> </w:t>
-      </w:r>
-      <w:r>
-        <w:t xml:space="preserve">(par)</w:t>
-      </w:r>
-    </w:p>
-    <w:p>
-      <w:pPr>
-        <w:pStyle w:val="Compact"/>
-        <w:numPr>
-          <w:ilvl w:val="0"/>
-          <w:numId w:val="1002"/>
-        </w:numPr>
-      </w:pPr>
-      <w:r>
-        <w:rPr>
-          <w:b/>
-          <w:bCs/>
-        </w:rPr>
-        <w:t xml:space="preserve">Pokrenuti:</w:t>
-      </w:r>
-      <w:r>
-        <w:t xml:space="preserve"> </w:t>
-      </w:r>
-      <w:r>
-        <w:rPr>
-          <w:rStyle w:val="VerbatimChar"/>
-        </w:rPr>
-        <w:t xml:space="preserve">php artisan test --compact</w:t>
-      </w:r>
-    </w:p>
-    <w:p>
-      <w:pPr>
-        <w:pStyle w:val="Compact"/>
-        <w:numPr>
-          <w:ilvl w:val="0"/>
-          <w:numId w:val="1002"/>
-        </w:numPr>
-      </w:pPr>
-      <w:r>
-        <w:rPr>
-          <w:b/>
-          <w:bCs/>
-        </w:rPr>
-        <w:t xml:space="preserve">Trajanje:</w:t>
-      </w:r>
-      <w:r>
-        <w:t xml:space="preserve"> </w:t>
-      </w:r>
-      <w:r>
-        <w:t xml:space="preserve">~8.4 sekundi (sa</w:t>
-      </w:r>
-      <w:r>
-        <w:t xml:space="preserve"> </w:t>
-      </w:r>
-      <w:r>
-        <w:rPr>
-          <w:rStyle w:val="VerbatimChar"/>
-        </w:rPr>
-        <w:t xml:space="preserve">RefreshDatabase</w:t>
-      </w:r>
-      <w:r>
-        <w:t xml:space="preserve"> </w:t>
-      </w:r>
-      <w:r>
-        <w:t xml:space="preserve">trait-om koji koristi transaction rollback)</w:t>
-      </w:r>
-    </w:p>
-    <w:bookmarkEnd w:id="16"/>
-    <w:bookmarkStart w:id="17" w:name="Xb89d65e4b88dd6da5818a3ff0a25123842131b1"/>
-    <w:p>
-      <w:pPr>
-        <w:pStyle w:val="Heading3"/>
-      </w:pPr>
-      <w:r>
-        <w:rPr>
-          <w:rStyle w:val="SectionNumber"/>
-        </w:rPr>
-        <w:t xml:space="preserve">1.5.2</w:t>
-      </w:r>
-      <w:r>
-        <w:tab/>
-      </w:r>
-      <w:r>
-        <w:t xml:space="preserve">5.2 Coverage prioriteti</w:t>
-      </w:r>
-    </w:p>
-    <w:p>
-      <w:pPr>
-        <w:pStyle w:val="FirstParagraph"/>
-      </w:pPr>
-      <w:r>
-        <w:t xml:space="preserve">Cilj nije bio 100% line coverage, već</w:t>
-      </w:r>
-      <w:r>
-        <w:t xml:space="preserve"> </w:t>
-      </w:r>
-      <w:r>
-        <w:rPr>
-          <w:b/>
-          <w:bCs/>
-        </w:rPr>
-        <w:t xml:space="preserve">behavior coverage</w:t>
-      </w:r>
-      <w:r>
-        <w:t xml:space="preserve"> </w:t>
-      </w:r>
-      <w:r>
-        <w:t xml:space="preserve">ključnih scenarija:</w:t>
-      </w:r>
-    </w:p>
-    <w:p>
-      <w:pPr>
-        <w:pStyle w:val="Compact"/>
-        <w:numPr>
-          <w:ilvl w:val="0"/>
-          <w:numId w:val="1003"/>
-        </w:numPr>
-      </w:pPr>
-      <w:r>
-        <w:t xml:space="preserve">Sve glavne happy path-ove za svih 9 UC</w:t>
-      </w:r>
-    </w:p>
-    <w:p>
-      <w:pPr>
-        <w:pStyle w:val="Compact"/>
-        <w:numPr>
-          <w:ilvl w:val="0"/>
-          <w:numId w:val="1003"/>
-        </w:numPr>
-      </w:pPr>
-      <w:r>
-        <w:t xml:space="preserve">Sve alt path-ove (3 grane u UC8, validation errors u UC5)</w:t>
-      </w:r>
-    </w:p>
-    <w:p>
-      <w:pPr>
-        <w:pStyle w:val="Compact"/>
-        <w:numPr>
-          <w:ilvl w:val="0"/>
-          <w:numId w:val="1003"/>
-        </w:numPr>
-      </w:pPr>
-      <w:r>
-        <w:t xml:space="preserve">Sve Policy authorization scenarije (positive + negative)</w:t>
-      </w:r>
-    </w:p>
-    <w:p>
-      <w:pPr>
-        <w:pStyle w:val="Compact"/>
-        <w:numPr>
-          <w:ilvl w:val="0"/>
-          <w:numId w:val="1003"/>
-        </w:numPr>
-      </w:pPr>
-      <w:r>
-        <w:t xml:space="preserve">State izmjene koje moraju da pišu u audit log</w:t>
-      </w:r>
-    </w:p>
-    <w:bookmarkEnd w:id="17"/>
-    <w:bookmarkStart w:id="18" w:name="X7d8dfea8e79fa55513afbd72feaf758168517bc"/>
-    <w:p>
-      <w:pPr>
-        <w:pStyle w:val="Heading3"/>
-      </w:pPr>
-      <w:r>
-        <w:rPr>
-          <w:rStyle w:val="SectionNumber"/>
-        </w:rPr>
-        <w:t xml:space="preserve">1.5.3</w:t>
-      </w:r>
-      <w:r>
-        <w:tab/>
-      </w:r>
-      <w:r>
-        <w:t xml:space="preserve">5.3 Browser smoke</w:t>
-      </w:r>
-    </w:p>
-    <w:p>
-      <w:pPr>
-        <w:pStyle w:val="FirstParagraph"/>
-      </w:pPr>
-      <w:r>
-        <w:t xml:space="preserve">Pest 4 sa Playwright-style API. Pokriva:</w:t>
-      </w:r>
-    </w:p>
-    <w:p>
-      <w:pPr>
-        <w:pStyle w:val="Compact"/>
-        <w:numPr>
-          <w:ilvl w:val="0"/>
-          <w:numId w:val="1004"/>
-        </w:numPr>
-      </w:pPr>
-      <w:r>
-        <w:t xml:space="preserve">Login + register pages render bez JS error-a</w:t>
-      </w:r>
-    </w:p>
-    <w:p>
-      <w:pPr>
-        <w:pStyle w:val="Compact"/>
-        <w:numPr>
-          <w:ilvl w:val="0"/>
-          <w:numId w:val="1004"/>
-        </w:numPr>
-      </w:pPr>
-      <w:r>
-        <w:t xml:space="preserve">Admin dashboard sve sub-stranice load-uju</w:t>
-      </w:r>
-    </w:p>
-    <w:p>
-      <w:pPr>
-        <w:pStyle w:val="Compact"/>
-        <w:numPr>
-          <w:ilvl w:val="0"/>
-          <w:numId w:val="1004"/>
-        </w:numPr>
-      </w:pPr>
-      <w:r>
-        <w:t xml:space="preserve">Public raspored renderuje</w:t>
-      </w:r>
-    </w:p>
-    <w:p>
-      <w:pPr>
-        <w:pStyle w:val="Compact"/>
-        <w:numPr>
-          <w:ilvl w:val="0"/>
-          <w:numId w:val="1004"/>
-        </w:numPr>
-      </w:pPr>
-      <w:r>
-        <w:t xml:space="preserve">UC5 i UC8 cijeli flow kroz browser (slowest, ~3s po test-u)</w:t>
-      </w:r>
-    </w:p>
-    <w:p>
-      <w:pPr>
-        <w:pStyle w:val="FirstParagraph"/>
-      </w:pPr>
-      <w:r>
-        <w:t xml:space="preserve">Test:</w:t>
-      </w:r>
-      <w:r>
-        <w:t xml:space="preserve"> </w:t>
-      </w:r>
-      <w:r>
-        <w:rPr>
-          <w:rStyle w:val="VerbatimChar"/>
-        </w:rPr>
-        <w:t xml:space="preserve">tests/Feature/Integration/SmokePagesTest.php</w:t>
-      </w:r>
-      <w:r>
-        <w:t xml:space="preserve">,</w:t>
-      </w:r>
-      <w:r>
-        <w:t xml:space="preserve"> </w:t>
-      </w:r>
-      <w:r>
-        <w:rPr>
-          <w:rStyle w:val="VerbatimChar"/>
-        </w:rPr>
-        <w:t xml:space="preserve">Journey1Uc5Test.php</w:t>
-      </w:r>
-      <w:r>
-        <w:t xml:space="preserve">,</w:t>
-      </w:r>
-      <w:r>
-        <w:t xml:space="preserve"> </w:t>
-      </w:r>
-      <w:r>
-        <w:rPr>
-          <w:rStyle w:val="VerbatimChar"/>
-        </w:rPr>
-        <w:t xml:space="preserve">Journey2Uc8Test.php</w:t>
-      </w:r>
-      <w:r>
-        <w:t xml:space="preserve">,</w:t>
-      </w:r>
-      <w:r>
-        <w:t xml:space="preserve"> </w:t>
-      </w:r>
-      <w:r>
-        <w:rPr>
-          <w:rStyle w:val="VerbatimChar"/>
-        </w:rPr>
-        <w:t xml:space="preserve">Journey3Uc10Uc3Test.php</w:t>
-      </w:r>
-      <w:r>
-        <w:t xml:space="preserve">.</w:t>
-      </w:r>
-    </w:p>
-    <w:bookmarkEnd w:id="18"/>
-    <w:bookmarkStart w:id="19" w:name="Xfc5d865691c5b99a96ed25a77379fd0d18d4415"/>
-    <w:p>
-      <w:pPr>
-        <w:pStyle w:val="Heading3"/>
-      </w:pPr>
-      <w:r>
-        <w:rPr>
-          <w:rStyle w:val="SectionNumber"/>
-        </w:rPr>
-        <w:t xml:space="preserve">1.5.4</w:t>
-      </w:r>
-      <w:r>
-        <w:tab/>
-      </w:r>
-      <w:r>
-        <w:t xml:space="preserve">5.4 Security audit</w:t>
-      </w:r>
-    </w:p>
-    <w:p>
-      <w:pPr>
-        <w:pStyle w:val="FirstParagraph"/>
-      </w:pPr>
-      <w:r>
-        <w:t xml:space="preserve">Test:</w:t>
-      </w:r>
-      <w:r>
-        <w:t xml:space="preserve"> </w:t>
-      </w:r>
-      <w:r>
-        <w:rPr>
-          <w:rStyle w:val="VerbatimChar"/>
-        </w:rPr>
-        <w:t xml:space="preserve">tests/Feature/Integration/SecurityAuditTest.php</w:t>
-      </w:r>
-      <w:r>
-        <w:t xml:space="preserve">. Pokriva:</w:t>
-      </w:r>
-    </w:p>
-    <w:p>
-      <w:pPr>
-        <w:pStyle w:val="Compact"/>
-        <w:numPr>
-          <w:ilvl w:val="0"/>
-          <w:numId w:val="1005"/>
-        </w:numPr>
-      </w:pPr>
-      <w:r>
-        <w:t xml:space="preserve">CSRF token check</w:t>
-      </w:r>
-    </w:p>
-    <w:p>
-      <w:pPr>
-        <w:pStyle w:val="Compact"/>
-        <w:numPr>
-          <w:ilvl w:val="0"/>
-          <w:numId w:val="1005"/>
-        </w:numPr>
-      </w:pPr>
-      <w:r>
-        <w:t xml:space="preserve">Mass assignment kroz Form Request</w:t>
-      </w:r>
-    </w:p>
-    <w:p>
-      <w:pPr>
-        <w:pStyle w:val="Compact"/>
-        <w:numPr>
-          <w:ilvl w:val="0"/>
-          <w:numId w:val="1005"/>
-        </w:numPr>
-      </w:pPr>
-      <w:r>
-        <w:t xml:space="preserve">Authorization on every admin URL</w:t>
-      </w:r>
-    </w:p>
-    <w:p>
-      <w:pPr>
-        <w:pStyle w:val="Compact"/>
-        <w:numPr>
-          <w:ilvl w:val="0"/>
-          <w:numId w:val="1005"/>
-        </w:numPr>
-      </w:pPr>
-      <w:r>
-        <w:t xml:space="preserve">Audit log entry on every state change</w:t>
-      </w:r>
-    </w:p>
-    <w:bookmarkEnd w:id="19"/>
-    <w:bookmarkStart w:id="20" w:name="X461b75074664d9d2a8aeab52af6f7e75b212541"/>
-    <w:p>
-      <w:pPr>
-        <w:pStyle w:val="Heading3"/>
-      </w:pPr>
-      <w:r>
-        <w:rPr>
-          <w:rStyle w:val="SectionNumber"/>
-        </w:rPr>
-        <w:t xml:space="preserve">1.5.5</w:t>
-      </w:r>
-      <w:r>
-        <w:tab/>
-      </w:r>
-      <w:r>
-        <w:t xml:space="preserve">5.5 Performance smoke</w:t>
-      </w:r>
-    </w:p>
-    <w:p>
-      <w:pPr>
-        <w:pStyle w:val="FirstParagraph"/>
-      </w:pPr>
-      <w:r>
-        <w:t xml:space="preserve">Test:</w:t>
-      </w:r>
-      <w:r>
-        <w:t xml:space="preserve"> </w:t>
-      </w:r>
-      <w:r>
-        <w:rPr>
-          <w:rStyle w:val="VerbatimChar"/>
-        </w:rPr>
-        <w:t xml:space="preserve">tests/Feature/Integration/PerformanceSmokeTest.php</w:t>
-      </w:r>
-      <w:r>
-        <w:t xml:space="preserve">. Provjerava:</w:t>
-      </w:r>
-    </w:p>
-    <w:p>
-      <w:pPr>
-        <w:pStyle w:val="Compact"/>
-        <w:numPr>
-          <w:ilvl w:val="0"/>
-          <w:numId w:val="1006"/>
-        </w:numPr>
-      </w:pPr>
-      <w:r>
-        <w:t xml:space="preserve">Admin dashboard load &lt; 500ms (sa 100 timova u DB)</w:t>
-      </w:r>
-    </w:p>
-    <w:p>
-      <w:pPr>
-        <w:pStyle w:val="Compact"/>
-        <w:numPr>
-          <w:ilvl w:val="0"/>
-          <w:numId w:val="1006"/>
-        </w:numPr>
-      </w:pPr>
-      <w:r>
-        <w:t xml:space="preserve">Audit log paginacija &lt; 200ms (sa 1000 zapisa)</w:t>
-      </w:r>
-    </w:p>
-    <w:bookmarkEnd w:id="20"/>
-    <w:bookmarkEnd w:id="21"/>
-    <w:bookmarkStart w:id="43" w:name="X9e639907c52d86b1e1ede25a2effd74f7341832"/>
-    <w:p>
-      <w:pPr>
-        <w:pStyle w:val="Heading2"/>
-      </w:pPr>
-      <w:r>
-        <w:rPr>
-          <w:rStyle w:val="SectionNumber"/>
-        </w:rPr>
-        <w:t xml:space="preserve">1.6</w:t>
-      </w:r>
-      <w:r>
-        <w:tab/>
-      </w:r>
-      <w:r>
-        <w:t xml:space="preserve">6. Demo scenariji</w:t>
-      </w:r>
-    </w:p>
-    <w:p>
-      <w:pPr>
-        <w:pStyle w:val="FirstParagraph"/>
-      </w:pPr>
-      <w:r>
-        <w:t xml:space="preserve">Vidi snimke ekrana u</w:t>
-      </w:r>
-      <w:r>
-        <w:t xml:space="preserve"> </w:t>
-      </w:r>
-      <w:r>
-        <w:rPr>
-          <w:rStyle w:val="VerbatimChar"/>
-        </w:rPr>
-        <w:t xml:space="preserve">demo/</w:t>
-      </w:r>
-      <w:r>
-        <w:t xml:space="preserve">. Detaljna uputstva za snimanje su u</w:t>
-      </w:r>
-      <w:r>
-        <w:t xml:space="preserve"> </w:t>
-      </w:r>
-      <w:r>
-        <w:rPr>
-          <w:rStyle w:val="VerbatimChar"/>
-        </w:rPr>
-        <w:t xml:space="preserve">demo/README.md</w:t>
-      </w:r>
-      <w:r>
-        <w:t xml:space="preserve">.</w:t>
-      </w:r>
-    </w:p>
-    <w:bookmarkStart w:id="22" w:name="scenario-1-uc5--prijava-ekipe"/>
-    <w:p>
-      <w:pPr>
-        <w:pStyle w:val="Heading3"/>
-      </w:pPr>
-      <w:r>
-        <w:rPr>
-          <w:rStyle w:val="SectionNumber"/>
-        </w:rPr>
-        <w:t xml:space="preserve">1.6.1</w:t>
-      </w:r>
-      <w:r>
-        <w:tab/>
-      </w:r>
-      <w:r>
-        <w:t xml:space="preserve">Scenario 1: UC5 — Prijava ekipe</w:t>
-      </w:r>
-    </w:p>
-    <w:p>
-      <w:pPr>
-        <w:pStyle w:val="Compact"/>
-        <w:numPr>
-          <w:ilvl w:val="0"/>
-          <w:numId w:val="1007"/>
-        </w:numPr>
-      </w:pPr>
-      <w:r>
-        <w:t xml:space="preserve">Login kao</w:t>
-      </w:r>
-      <w:r>
-        <w:t xml:space="preserve"> </w:t>
-      </w:r>
-      <w:r>
-        <w:rPr>
-          <w:rStyle w:val="VerbatimChar"/>
-        </w:rPr>
-        <w:t xml:space="preserve">profesor1@savez.test</w:t>
-      </w:r>
-    </w:p>
-    <w:p>
-      <w:pPr>
-        <w:pStyle w:val="Compact"/>
-        <w:numPr>
-          <w:ilvl w:val="0"/>
-          <w:numId w:val="1007"/>
-        </w:numPr>
-      </w:pPr>
-      <w:r>
-        <w:rPr>
-          <w:rStyle w:val="VerbatimChar"/>
-        </w:rPr>
-        <w:t xml:space="preserve">/teams</w:t>
-      </w:r>
-      <w:r>
-        <w:t xml:space="preserve"> </w:t>
-      </w:r>
-      <w:r>
-        <w:t xml:space="preserve">→ "Nova prijava"</w:t>
-      </w:r>
-    </w:p>
-    <w:p>
-      <w:pPr>
-        <w:pStyle w:val="Compact"/>
-        <w:numPr>
-          <w:ilvl w:val="0"/>
-          <w:numId w:val="1007"/>
-        </w:numPr>
-      </w:pPr>
-      <w:r>
-        <w:t xml:space="preserve">Bira sport (npr. Košarka), takmičenje (npr. "Pilot turnir 2026")</w:t>
-      </w:r>
-    </w:p>
-    <w:p>
-      <w:pPr>
-        <w:pStyle w:val="Compact"/>
-        <w:numPr>
-          <w:ilvl w:val="0"/>
-          <w:numId w:val="1007"/>
-        </w:numPr>
-      </w:pPr>
-      <w:r>
-        <w:t xml:space="preserve">Dodaje 5 učenika iz svoje škole</w:t>
-      </w:r>
-    </w:p>
-    <w:p>
-      <w:pPr>
-        <w:pStyle w:val="Compact"/>
-        <w:numPr>
-          <w:ilvl w:val="0"/>
-          <w:numId w:val="1007"/>
-        </w:numPr>
-      </w:pPr>
-      <w:r>
-        <w:t xml:space="preserve">Za svakog uploaduje PDF ljekarsku potvrdu</w:t>
-      </w:r>
-    </w:p>
-    <w:p>
-      <w:pPr>
-        <w:pStyle w:val="Compact"/>
-        <w:numPr>
-          <w:ilvl w:val="0"/>
-          <w:numId w:val="1007"/>
-        </w:numPr>
-      </w:pPr>
-      <w:r>
-        <w:t xml:space="preserve">Čeka 1-2 sekunde da OCR queue job validira (status Pending → Valid)</w:t>
-      </w:r>
-    </w:p>
-    <w:p>
-      <w:pPr>
-        <w:pStyle w:val="Compact"/>
-        <w:numPr>
-          <w:ilvl w:val="0"/>
-          <w:numId w:val="1007"/>
-        </w:numPr>
-      </w:pPr>
-      <w:r>
-        <w:t xml:space="preserve">Kucnut svoje puno ime kao potpis → Submit</w:t>
-      </w:r>
-    </w:p>
-    <w:p>
-      <w:pPr>
-        <w:pStyle w:val="Compact"/>
-        <w:numPr>
-          <w:ilvl w:val="0"/>
-          <w:numId w:val="1007"/>
-        </w:numPr>
-      </w:pPr>
-      <w:r>
-        <w:t xml:space="preserve">Status ekipe: Submitted; notifikacija profesoru i adminima</w:t>
-      </w:r>
-    </w:p>
-    <w:p>
-      <w:pPr>
-        <w:pStyle w:val="FirstParagraph"/>
-      </w:pPr>
-      <w:r>
-        <w:t xml:space="preserve">Detaljnije:</w:t>
-      </w:r>
-      <w:r>
-        <w:t xml:space="preserve"> </w:t>
-      </w:r>
-      <w:r>
-        <w:rPr>
-          <w:rStyle w:val="VerbatimChar"/>
-        </w:rPr>
-        <w:t xml:space="preserve">demo/uc5-prijava-ekipe.mp4</w:t>
-      </w:r>
-      <w:r>
-        <w:t xml:space="preserve"> </w:t>
-      </w:r>
-      <w:r>
-        <w:t xml:space="preserve">(snima se ručno).</w:t>
-      </w:r>
-    </w:p>
-    <w:bookmarkEnd w:id="22"/>
-    <w:bookmarkStart w:id="23" w:name="scenario-2-uc8--ednevnik-verifikacija"/>
-    <w:p>
-      <w:pPr>
-        <w:pStyle w:val="Heading3"/>
-      </w:pPr>
-      <w:r>
-        <w:rPr>
-          <w:rStyle w:val="SectionNumber"/>
-        </w:rPr>
-        <w:t xml:space="preserve">1.6.2</w:t>
-      </w:r>
-      <w:r>
-        <w:tab/>
-      </w:r>
-      <w:r>
-        <w:t xml:space="preserve">Scenario 2: UC8 — eDnevnik verifikacija</w:t>
-      </w:r>
-    </w:p>
-    <w:p>
-      <w:pPr>
-        <w:pStyle w:val="Compact"/>
-        <w:numPr>
-          <w:ilvl w:val="0"/>
-          <w:numId w:val="1008"/>
-        </w:numPr>
-      </w:pPr>
-      <w:r>
-        <w:t xml:space="preserve">Login kao</w:t>
-      </w:r>
-      <w:r>
-        <w:t xml:space="preserve"> </w:t>
-      </w:r>
-      <w:r>
-        <w:rPr>
-          <w:rStyle w:val="VerbatimChar"/>
-        </w:rPr>
-        <w:t xml:space="preserve">admin@savez.test</w:t>
-      </w:r>
-    </w:p>
-    <w:p>
-      <w:pPr>
-        <w:pStyle w:val="Compact"/>
-        <w:numPr>
-          <w:ilvl w:val="0"/>
-          <w:numId w:val="1008"/>
-        </w:numPr>
-      </w:pPr>
-      <w:r>
-        <w:rPr>
-          <w:rStyle w:val="VerbatimChar"/>
-        </w:rPr>
-        <w:t xml:space="preserve">/admin/students</w:t>
-      </w:r>
-      <w:r>
-        <w:t xml:space="preserve"> </w:t>
-      </w:r>
-      <w:r>
-        <w:t xml:space="preserve">→ bira nepotvrđenog učenika</w:t>
-      </w:r>
-    </w:p>
-    <w:p>
-      <w:pPr>
-        <w:pStyle w:val="Compact"/>
-        <w:numPr>
-          <w:ilvl w:val="0"/>
-          <w:numId w:val="1008"/>
-        </w:numPr>
-      </w:pPr>
-      <w:r>
-        <w:t xml:space="preserve">"Verifikuj kroz eDnevnik" dugme → dispatchuje VerifyStudentWithEDnevnikJob</w:t>
-      </w:r>
-    </w:p>
-    <w:p>
-      <w:pPr>
-        <w:pStyle w:val="Compact"/>
-        <w:numPr>
-          <w:ilvl w:val="0"/>
-          <w:numId w:val="1008"/>
-        </w:numPr>
-      </w:pPr>
-      <w:r>
-        <w:t xml:space="preserve">Refresh stranice nakon ~1 sekunde</w:t>
-      </w:r>
-    </w:p>
-    <w:p>
-      <w:pPr>
-        <w:pStyle w:val="Compact"/>
-        <w:numPr>
-          <w:ilvl w:val="0"/>
-          <w:numId w:val="1008"/>
-        </w:numPr>
-      </w:pPr>
-      <w:r>
-        <w:t xml:space="preserve">Status: Verified / Mismatched / Unavailable (zavisno od JMB-a u FakeEDnevnikAdapter)</w:t>
-      </w:r>
-    </w:p>
-    <w:p>
-      <w:pPr>
-        <w:pStyle w:val="Compact"/>
-        <w:numPr>
-          <w:ilvl w:val="0"/>
-          <w:numId w:val="1008"/>
-        </w:numPr>
-      </w:pPr>
-      <w:r>
-        <w:t xml:space="preserve">Audit log zapis u</w:t>
-      </w:r>
-      <w:r>
-        <w:t xml:space="preserve"> </w:t>
-      </w:r>
-      <w:r>
-        <w:rPr>
-          <w:rStyle w:val="VerbatimChar"/>
-        </w:rPr>
-        <w:t xml:space="preserve">/admin/audit-log</w:t>
-      </w:r>
-    </w:p>
-    <w:p>
-      <w:pPr>
-        <w:pStyle w:val="FirstParagraph"/>
-      </w:pPr>
-      <w:r>
-        <w:t xml:space="preserve">Detaljnije:</w:t>
-      </w:r>
-      <w:r>
-        <w:t xml:space="preserve"> </w:t>
-      </w:r>
-      <w:r>
-        <w:rPr>
-          <w:rStyle w:val="VerbatimChar"/>
-        </w:rPr>
-        <w:t xml:space="preserve">demo/uc8-ednevnik-verifikacija.mp4</w:t>
-      </w:r>
-      <w:r>
-        <w:t xml:space="preserve"> </w:t>
-      </w:r>
-      <w:r>
-        <w:t xml:space="preserve">(snima se ručno).</w:t>
-      </w:r>
-    </w:p>
-    <w:bookmarkEnd w:id="23"/>
-    <w:bookmarkStart w:id="42" w:name="scenario-3-uc10--rezultati-i-medalje"/>
-    <w:p>
-      <w:pPr>
-        <w:pStyle w:val="Heading3"/>
-      </w:pPr>
-      <w:r>
-        <w:rPr>
-          <w:rStyle w:val="SectionNumber"/>
-        </w:rPr>
-        <w:t xml:space="preserve">1.6.3</w:t>
-      </w:r>
-      <w:r>
-        <w:tab/>
-      </w:r>
-      <w:r>
-        <w:t xml:space="preserve">Scenario 3: UC10 — Rezultati i medalje</w:t>
-      </w:r>
-    </w:p>
-    <w:p>
-      <w:pPr>
-        <w:pStyle w:val="Compact"/>
-        <w:numPr>
-          <w:ilvl w:val="0"/>
-          <w:numId w:val="1009"/>
-        </w:numPr>
-      </w:pPr>
-      <w:r>
-        <w:t xml:space="preserve">Login kao admin</w:t>
-      </w:r>
-    </w:p>
-    <w:p>
-      <w:pPr>
-        <w:pStyle w:val="Compact"/>
-        <w:numPr>
-          <w:ilvl w:val="0"/>
-          <w:numId w:val="1009"/>
-        </w:numPr>
-      </w:pPr>
-      <w:r>
-        <w:rPr>
-          <w:rStyle w:val="VerbatimChar"/>
-        </w:rPr>
-        <w:t xml:space="preserve">/admin/competitions/{id}/results</w:t>
-      </w:r>
-      <w:r>
-        <w:t xml:space="preserve"> </w:t>
-      </w:r>
-      <w:r>
-        <w:t xml:space="preserve">→ unosi place + medal za svaku ekipu</w:t>
-      </w:r>
-    </w:p>
-    <w:p>
-      <w:pPr>
-        <w:pStyle w:val="Compact"/>
-        <w:numPr>
-          <w:ilvl w:val="0"/>
-          <w:numId w:val="1009"/>
-        </w:numPr>
-      </w:pPr>
-      <w:r>
-        <w:t xml:space="preserve">Logout, login kao učenik iz nagrađene ekipe</w:t>
-      </w:r>
-    </w:p>
-    <w:p>
-      <w:pPr>
-        <w:pStyle w:val="Compact"/>
-        <w:numPr>
-          <w:ilvl w:val="0"/>
-          <w:numId w:val="1009"/>
-        </w:numPr>
-      </w:pPr>
-      <w:r>
-        <w:rPr>
-          <w:rStyle w:val="VerbatimChar"/>
-        </w:rPr>
-        <w:t xml:space="preserve">/profile</w:t>
-      </w:r>
-      <w:r>
-        <w:t xml:space="preserve"> </w:t>
-      </w:r>
-      <w:r>
-        <w:t xml:space="preserve">→ vidi medalju + brojač osvojenih medalja</w:t>
-      </w:r>
-    </w:p>
-    <w:p>
-      <w:pPr>
-        <w:pStyle w:val="FirstParagraph"/>
-      </w:pPr>
-      <w:r>
-        <w:t xml:space="preserve">Detaljnije:</w:t>
-      </w:r>
-      <w:r>
-        <w:t xml:space="preserve"> </w:t>
-      </w:r>
-      <w:r>
-        <w:rPr>
-          <w:rStyle w:val="VerbatimChar"/>
-        </w:rPr>
-        <w:t xml:space="preserve">demo/uc10-rezultati-medalje.mp4</w:t>
-      </w:r>
-      <w:r>
-        <w:t xml:space="preserve"> </w:t>
-      </w:r>
-      <w:r>
-        <w:t xml:space="preserve">(snima se ručno).</w:t>
-      </w:r>
     </w:p>
     <w:p>
       <w:pPr>
@@ -2871,20 +1448,20 @@
       <w:r>
         <w:drawing>
           <wp:inline>
-            <wp:extent cx="5334000" cy="3000375"/>
+            <wp:extent cx="5334000" cy="3388658"/>
             <wp:effectExtent b="0" l="0" r="0" t="0"/>
-            <wp:docPr descr="Slika 7: UC5 — Lista timova" title="" id="25" name="Picture"/>
+            <wp:docPr descr="Slika 3: Sequence dijagram UC8 — eDnevnik verifikacija (3 grane)" title="" id="13" name="Picture"/>
             <a:graphic>
               <a:graphicData uri="http://schemas.openxmlformats.org/drawingml/2006/picture">
                 <pic:pic>
                   <pic:nvPicPr>
-                    <pic:cNvPr descr="demo/screenshots/uc5-01-teams-list.png" id="26" name="Picture"/>
+                    <pic:cNvPr descr="uml/render/03-sequence-uc8.png" id="14" name="Picture"/>
                     <pic:cNvPicPr>
                       <a:picLocks noChangeArrowheads="1" noChangeAspect="1"/>
                     </pic:cNvPicPr>
                   </pic:nvPicPr>
                   <pic:blipFill>
-                    <a:blip r:embed="rId24"/>
+                    <a:blip r:embed="rId12"/>
                     <a:stretch>
                       <a:fillRect/>
                     </a:stretch>
@@ -2892,7 +1469,7 @@
                   <pic:spPr bwMode="auto">
                     <a:xfrm>
                       <a:off x="0" y="0"/>
-                      <a:ext cx="5334000" cy="3000375"/>
+                      <a:ext cx="5334000" cy="3388658"/>
                     </a:xfrm>
                     <a:prstGeom prst="rect">
                       <a:avLst/>
@@ -2920,7 +1497,1424 @@
           <w:i/>
           <w:iCs/>
         </w:rPr>
-        <w:t xml:space="preserve">Slika 7: UC5 — Lista timova</w:t>
+        <w:t xml:space="preserve">Slika 3: Sequence dijagram UC8 — eDnevnik verifikacija (3 grane)</w:t>
+      </w:r>
+      <w:r>
+        <w:t xml:space="preserve"> </w:t>
+      </w:r>
+      <w:r>
+        <w:t xml:space="preserve">.</w:t>
+      </w:r>
+    </w:p>
+    <w:bookmarkEnd w:id="15"/>
+    <w:bookmarkStart w:id="16" w:name="Xb7e82cbb31731ddd7d66bea4de3bd12ce414c71"/>
+    <w:p>
+      <w:pPr>
+        <w:pStyle w:val="Heading3"/>
+      </w:pPr>
+      <w:r>
+        <w:rPr>
+          <w:rStyle w:val="SectionNumber"/>
+        </w:rPr>
+        <w:t xml:space="preserve">1.3.3</w:t>
+      </w:r>
+      <w:r>
+        <w:tab/>
+      </w:r>
+      <w:r>
+        <w:t xml:space="preserve">3.3 Notifikacije (Email + Database)</w:t>
+      </w:r>
+    </w:p>
+    <w:p>
+      <w:pPr>
+        <w:pStyle w:val="FirstParagraph"/>
+      </w:pPr>
+      <w:r>
+        <w:t xml:space="preserve">Laravel</w:t>
+      </w:r>
+      <w:r>
+        <w:t xml:space="preserve"> </w:t>
+      </w:r>
+      <w:r>
+        <w:rPr>
+          <w:b/>
+          <w:bCs/>
+        </w:rPr>
+        <w:t xml:space="preserve">Notifications</w:t>
+      </w:r>
+      <w:r>
+        <w:t xml:space="preserve"> </w:t>
+      </w:r>
+      <w:r>
+        <w:t xml:space="preserve">sistem podržava više kanala. v1.0 implementacija:</w:t>
+      </w:r>
+    </w:p>
+    <w:p>
+      <w:pPr>
+        <w:pStyle w:val="Compact"/>
+        <w:numPr>
+          <w:ilvl w:val="0"/>
+          <w:numId w:val="1001"/>
+        </w:numPr>
+      </w:pPr>
+      <w:r>
+        <w:rPr>
+          <w:b/>
+          <w:bCs/>
+        </w:rPr>
+        <w:t xml:space="preserve">Email</w:t>
+      </w:r>
+      <w:r>
+        <w:t xml:space="preserve"> </w:t>
+      </w:r>
+      <w:r>
+        <w:t xml:space="preserve">preko</w:t>
+      </w:r>
+      <w:r>
+        <w:t xml:space="preserve"> </w:t>
+      </w:r>
+      <w:r>
+        <w:rPr>
+          <w:rStyle w:val="VerbatimChar"/>
+        </w:rPr>
+        <w:t xml:space="preserve">log</w:t>
+      </w:r>
+      <w:r>
+        <w:t xml:space="preserve"> </w:t>
+      </w:r>
+      <w:r>
+        <w:t xml:space="preserve">driver-a u dev-u (zapisuje u</w:t>
+      </w:r>
+      <w:r>
+        <w:t xml:space="preserve"> </w:t>
+      </w:r>
+      <w:r>
+        <w:rPr>
+          <w:rStyle w:val="VerbatimChar"/>
+        </w:rPr>
+        <w:t xml:space="preserve">storage/logs/laravel.log</w:t>
+      </w:r>
+      <w:r>
+        <w:t xml:space="preserve">); planirana SES u produkciji</w:t>
+      </w:r>
+    </w:p>
+    <w:p>
+      <w:pPr>
+        <w:pStyle w:val="Compact"/>
+        <w:numPr>
+          <w:ilvl w:val="0"/>
+          <w:numId w:val="1001"/>
+        </w:numPr>
+      </w:pPr>
+      <w:r>
+        <w:rPr>
+          <w:b/>
+          <w:bCs/>
+        </w:rPr>
+        <w:t xml:space="preserve">Database</w:t>
+      </w:r>
+      <w:r>
+        <w:t xml:space="preserve"> </w:t>
+      </w:r>
+      <w:r>
+        <w:t xml:space="preserve">kanal čuva notifikacije u</w:t>
+      </w:r>
+      <w:r>
+        <w:t xml:space="preserve"> </w:t>
+      </w:r>
+      <w:r>
+        <w:rPr>
+          <w:rStyle w:val="VerbatimChar"/>
+        </w:rPr>
+        <w:t xml:space="preserve">notifications</w:t>
+      </w:r>
+      <w:r>
+        <w:t xml:space="preserve"> </w:t>
+      </w:r>
+      <w:r>
+        <w:t xml:space="preserve">tabeli, pojavljuju se u UI bell ikoni</w:t>
+      </w:r>
+    </w:p>
+    <w:p>
+      <w:pPr>
+        <w:pStyle w:val="FirstParagraph"/>
+      </w:pPr>
+      <w:r>
+        <w:t xml:space="preserve">Test:</w:t>
+      </w:r>
+      <w:r>
+        <w:t xml:space="preserve"> </w:t>
+      </w:r>
+      <w:r>
+        <w:rPr>
+          <w:rStyle w:val="VerbatimChar"/>
+        </w:rPr>
+        <w:t xml:space="preserve">tests/Feature/Notifications/TeamNotificationsTest.php</w:t>
+      </w:r>
+      <w:r>
+        <w:t xml:space="preserve">.</w:t>
+      </w:r>
+    </w:p>
+    <w:bookmarkEnd w:id="16"/>
+    <w:bookmarkEnd w:id="17"/>
+    <w:bookmarkStart w:id="18" w:name="X057100105c885293259aba8e935e441d6c806ec"/>
+    <w:p>
+      <w:pPr>
+        <w:pStyle w:val="Heading2"/>
+      </w:pPr>
+      <w:r>
+        <w:rPr>
+          <w:rStyle w:val="SectionNumber"/>
+        </w:rPr>
+        <w:t xml:space="preserve">1.4</w:t>
+      </w:r>
+      <w:r>
+        <w:tab/>
+      </w:r>
+      <w:r>
+        <w:t xml:space="preserve">4. Instalacija</w:t>
+      </w:r>
+    </w:p>
+    <w:p>
+      <w:pPr>
+        <w:pStyle w:val="FirstParagraph"/>
+      </w:pPr>
+      <w:r>
+        <w:t xml:space="preserve">Detaljno:</w:t>
+      </w:r>
+      <w:r>
+        <w:t xml:space="preserve"> </w:t>
+      </w:r>
+      <w:r>
+        <w:rPr>
+          <w:rStyle w:val="VerbatimChar"/>
+        </w:rPr>
+        <w:t xml:space="preserve">deployment/01-lokalna-instalacija.md</w:t>
+      </w:r>
+      <w:r>
+        <w:t xml:space="preserve">.</w:t>
+      </w:r>
+    </w:p>
+    <w:p>
+      <w:pPr>
+        <w:pStyle w:val="BodyText"/>
+      </w:pPr>
+      <w:r>
+        <w:rPr>
+          <w:b/>
+          <w:bCs/>
+        </w:rPr>
+        <w:t xml:space="preserve">Brza verzija:</w:t>
+      </w:r>
+    </w:p>
+    <w:p>
+      <w:pPr>
+        <w:pStyle w:val="SourceCode"/>
+      </w:pPr>
+      <w:r>
+        <w:rPr>
+          <w:rStyle w:val="FunctionTok"/>
+        </w:rPr>
+        <w:t xml:space="preserve">git</w:t>
+      </w:r>
+      <w:r>
+        <w:rPr>
+          <w:rStyle w:val="NormalTok"/>
+        </w:rPr>
+        <w:t xml:space="preserve"> clone </w:t>
+      </w:r>
+      <w:r>
+        <w:rPr>
+          <w:rStyle w:val="OperatorTok"/>
+        </w:rPr>
+        <w:t xml:space="preserve">&lt;</w:t>
+      </w:r>
+      <w:r>
+        <w:rPr>
+          <w:rStyle w:val="NormalTok"/>
+        </w:rPr>
+        <w:t xml:space="preserve">repo</w:t>
+      </w:r>
+      <w:r>
+        <w:rPr>
+          <w:rStyle w:val="OperatorTok"/>
+        </w:rPr>
+        <w:t xml:space="preserve">&gt;</w:t>
+      </w:r>
+      <w:r>
+        <w:br/>
+      </w:r>
+      <w:r>
+        <w:rPr>
+          <w:rStyle w:val="BuiltInTok"/>
+        </w:rPr>
+        <w:t xml:space="preserve">cd</w:t>
+      </w:r>
+      <w:r>
+        <w:rPr>
+          <w:rStyle w:val="NormalTok"/>
+        </w:rPr>
+        <w:t xml:space="preserve"> sportski-savez-app</w:t>
+      </w:r>
+      <w:r>
+        <w:br/>
+      </w:r>
+      <w:r>
+        <w:rPr>
+          <w:rStyle w:val="ExtensionTok"/>
+        </w:rPr>
+        <w:t xml:space="preserve">composer</w:t>
+      </w:r>
+      <w:r>
+        <w:rPr>
+          <w:rStyle w:val="NormalTok"/>
+        </w:rPr>
+        <w:t xml:space="preserve"> install </w:t>
+      </w:r>
+      <w:r>
+        <w:rPr>
+          <w:rStyle w:val="KeywordTok"/>
+        </w:rPr>
+        <w:t xml:space="preserve">&amp;&amp;</w:t>
+      </w:r>
+      <w:r>
+        <w:rPr>
+          <w:rStyle w:val="NormalTok"/>
+        </w:rPr>
+        <w:t xml:space="preserve"> </w:t>
+      </w:r>
+      <w:r>
+        <w:rPr>
+          <w:rStyle w:val="ExtensionTok"/>
+        </w:rPr>
+        <w:t xml:space="preserve">npm</w:t>
+      </w:r>
+      <w:r>
+        <w:rPr>
+          <w:rStyle w:val="NormalTok"/>
+        </w:rPr>
+        <w:t xml:space="preserve"> install</w:t>
+      </w:r>
+      <w:r>
+        <w:br/>
+      </w:r>
+      <w:r>
+        <w:rPr>
+          <w:rStyle w:val="FunctionTok"/>
+        </w:rPr>
+        <w:t xml:space="preserve">cp</w:t>
+      </w:r>
+      <w:r>
+        <w:rPr>
+          <w:rStyle w:val="NormalTok"/>
+        </w:rPr>
+        <w:t xml:space="preserve"> .env.example .env </w:t>
+      </w:r>
+      <w:r>
+        <w:rPr>
+          <w:rStyle w:val="KeywordTok"/>
+        </w:rPr>
+        <w:t xml:space="preserve">&amp;&amp;</w:t>
+      </w:r>
+      <w:r>
+        <w:rPr>
+          <w:rStyle w:val="NormalTok"/>
+        </w:rPr>
+        <w:t xml:space="preserve"> </w:t>
+      </w:r>
+      <w:r>
+        <w:rPr>
+          <w:rStyle w:val="ExtensionTok"/>
+        </w:rPr>
+        <w:t xml:space="preserve">php</w:t>
+      </w:r>
+      <w:r>
+        <w:rPr>
+          <w:rStyle w:val="NormalTok"/>
+        </w:rPr>
+        <w:t xml:space="preserve"> artisan key:generate</w:t>
+      </w:r>
+      <w:r>
+        <w:br/>
+      </w:r>
+      <w:r>
+        <w:rPr>
+          <w:rStyle w:val="FunctionTok"/>
+        </w:rPr>
+        <w:t xml:space="preserve">touch</w:t>
+      </w:r>
+      <w:r>
+        <w:rPr>
+          <w:rStyle w:val="NormalTok"/>
+        </w:rPr>
+        <w:t xml:space="preserve"> database/database.sqlite</w:t>
+      </w:r>
+      <w:r>
+        <w:br/>
+      </w:r>
+      <w:r>
+        <w:rPr>
+          <w:rStyle w:val="ExtensionTok"/>
+        </w:rPr>
+        <w:t xml:space="preserve">php</w:t>
+      </w:r>
+      <w:r>
+        <w:rPr>
+          <w:rStyle w:val="NormalTok"/>
+        </w:rPr>
+        <w:t xml:space="preserve"> artisan migrate </w:t>
+      </w:r>
+      <w:r>
+        <w:rPr>
+          <w:rStyle w:val="KeywordTok"/>
+        </w:rPr>
+        <w:t xml:space="preserve">&amp;&amp;</w:t>
+      </w:r>
+      <w:r>
+        <w:rPr>
+          <w:rStyle w:val="NormalTok"/>
+        </w:rPr>
+        <w:t xml:space="preserve"> </w:t>
+      </w:r>
+      <w:r>
+        <w:rPr>
+          <w:rStyle w:val="ExtensionTok"/>
+        </w:rPr>
+        <w:t xml:space="preserve">php</w:t>
+      </w:r>
+      <w:r>
+        <w:rPr>
+          <w:rStyle w:val="NormalTok"/>
+        </w:rPr>
+        <w:t xml:space="preserve"> artisan db:seed</w:t>
+      </w:r>
+      <w:r>
+        <w:br/>
+      </w:r>
+      <w:r>
+        <w:rPr>
+          <w:rStyle w:val="ExtensionTok"/>
+        </w:rPr>
+        <w:t xml:space="preserve">composer</w:t>
+      </w:r>
+      <w:r>
+        <w:rPr>
+          <w:rStyle w:val="NormalTok"/>
+        </w:rPr>
+        <w:t xml:space="preserve"> run dev</w:t>
+      </w:r>
+      <w:r>
+        <w:br/>
+      </w:r>
+      <w:r>
+        <w:rPr>
+          <w:rStyle w:val="CommentTok"/>
+        </w:rPr>
+        <w:t xml:space="preserve"># http://localhost:8000 — admin@savez.test / Adm1n!Test</w:t>
+      </w:r>
+    </w:p>
+    <w:bookmarkEnd w:id="18"/>
+    <w:bookmarkStart w:id="24" w:name="Xeb338bcc230eab662923938395f7b3f09c9d03e"/>
+    <w:p>
+      <w:pPr>
+        <w:pStyle w:val="Heading2"/>
+      </w:pPr>
+      <w:r>
+        <w:rPr>
+          <w:rStyle w:val="SectionNumber"/>
+        </w:rPr>
+        <w:t xml:space="preserve">1.5</w:t>
+      </w:r>
+      <w:r>
+        <w:tab/>
+      </w:r>
+      <w:r>
+        <w:t xml:space="preserve">5. Testiranje</w:t>
+      </w:r>
+    </w:p>
+    <w:bookmarkStart w:id="19" w:name="X2199e185fe753a98b3d80ae17f6728433426279"/>
+    <w:p>
+      <w:pPr>
+        <w:pStyle w:val="Heading3"/>
+      </w:pPr>
+      <w:r>
+        <w:rPr>
+          <w:rStyle w:val="SectionNumber"/>
+        </w:rPr>
+        <w:t xml:space="preserve">1.5.1</w:t>
+      </w:r>
+      <w:r>
+        <w:tab/>
+      </w:r>
+      <w:r>
+        <w:t xml:space="preserve">5.1 Pest test suite</w:t>
+      </w:r>
+    </w:p>
+    <w:p>
+      <w:pPr>
+        <w:pStyle w:val="Compact"/>
+        <w:numPr>
+          <w:ilvl w:val="0"/>
+          <w:numId w:val="1002"/>
+        </w:numPr>
+      </w:pPr>
+      <w:r>
+        <w:rPr>
+          <w:b/>
+          <w:bCs/>
+        </w:rPr>
+        <w:t xml:space="preserve">329 testova, 957 assertion-a</w:t>
+      </w:r>
+    </w:p>
+    <w:p>
+      <w:pPr>
+        <w:pStyle w:val="Compact"/>
+        <w:numPr>
+          <w:ilvl w:val="0"/>
+          <w:numId w:val="1002"/>
+        </w:numPr>
+      </w:pPr>
+      <w:r>
+        <w:rPr>
+          <w:b/>
+          <w:bCs/>
+        </w:rPr>
+        <w:t xml:space="preserve">Lokacije:</w:t>
+      </w:r>
+      <w:r>
+        <w:t xml:space="preserve"> </w:t>
+      </w:r>
+      <w:r>
+        <w:rPr>
+          <w:rStyle w:val="VerbatimChar"/>
+        </w:rPr>
+        <w:t xml:space="preserve">tests/Feature/</w:t>
+      </w:r>
+      <w:r>
+        <w:t xml:space="preserve"> </w:t>
+      </w:r>
+      <w:r>
+        <w:t xml:space="preserve">(većina),</w:t>
+      </w:r>
+      <w:r>
+        <w:t xml:space="preserve"> </w:t>
+      </w:r>
+      <w:r>
+        <w:rPr>
+          <w:rStyle w:val="VerbatimChar"/>
+        </w:rPr>
+        <w:t xml:space="preserve">tests/Browser/</w:t>
+      </w:r>
+      <w:r>
+        <w:t xml:space="preserve"> </w:t>
+      </w:r>
+      <w:r>
+        <w:t xml:space="preserve">(smoke + e2e),</w:t>
+      </w:r>
+      <w:r>
+        <w:t xml:space="preserve"> </w:t>
+      </w:r>
+      <w:r>
+        <w:rPr>
+          <w:rStyle w:val="VerbatimChar"/>
+        </w:rPr>
+        <w:t xml:space="preserve">tests/Unit/</w:t>
+      </w:r>
+      <w:r>
+        <w:t xml:space="preserve"> </w:t>
+      </w:r>
+      <w:r>
+        <w:t xml:space="preserve">(par)</w:t>
+      </w:r>
+    </w:p>
+    <w:p>
+      <w:pPr>
+        <w:pStyle w:val="Compact"/>
+        <w:numPr>
+          <w:ilvl w:val="0"/>
+          <w:numId w:val="1002"/>
+        </w:numPr>
+      </w:pPr>
+      <w:r>
+        <w:rPr>
+          <w:b/>
+          <w:bCs/>
+        </w:rPr>
+        <w:t xml:space="preserve">Pokrenuti:</w:t>
+      </w:r>
+      <w:r>
+        <w:t xml:space="preserve"> </w:t>
+      </w:r>
+      <w:r>
+        <w:rPr>
+          <w:rStyle w:val="VerbatimChar"/>
+        </w:rPr>
+        <w:t xml:space="preserve">php artisan test --compact</w:t>
+      </w:r>
+    </w:p>
+    <w:p>
+      <w:pPr>
+        <w:pStyle w:val="Compact"/>
+        <w:numPr>
+          <w:ilvl w:val="0"/>
+          <w:numId w:val="1002"/>
+        </w:numPr>
+      </w:pPr>
+      <w:r>
+        <w:rPr>
+          <w:b/>
+          <w:bCs/>
+        </w:rPr>
+        <w:t xml:space="preserve">Trajanje:</w:t>
+      </w:r>
+      <w:r>
+        <w:t xml:space="preserve"> </w:t>
+      </w:r>
+      <w:r>
+        <w:t xml:space="preserve">~8.4 sekundi (sa</w:t>
+      </w:r>
+      <w:r>
+        <w:t xml:space="preserve"> </w:t>
+      </w:r>
+      <w:r>
+        <w:rPr>
+          <w:rStyle w:val="VerbatimChar"/>
+        </w:rPr>
+        <w:t xml:space="preserve">RefreshDatabase</w:t>
+      </w:r>
+      <w:r>
+        <w:t xml:space="preserve"> </w:t>
+      </w:r>
+      <w:r>
+        <w:t xml:space="preserve">trait-om koji koristi transaction rollback)</w:t>
+      </w:r>
+    </w:p>
+    <w:bookmarkEnd w:id="19"/>
+    <w:bookmarkStart w:id="20" w:name="Xb89d65e4b88dd6da5818a3ff0a25123842131b1"/>
+    <w:p>
+      <w:pPr>
+        <w:pStyle w:val="Heading3"/>
+      </w:pPr>
+      <w:r>
+        <w:rPr>
+          <w:rStyle w:val="SectionNumber"/>
+        </w:rPr>
+        <w:t xml:space="preserve">1.5.2</w:t>
+      </w:r>
+      <w:r>
+        <w:tab/>
+      </w:r>
+      <w:r>
+        <w:t xml:space="preserve">5.2 Coverage prioriteti</w:t>
+      </w:r>
+    </w:p>
+    <w:p>
+      <w:pPr>
+        <w:pStyle w:val="FirstParagraph"/>
+      </w:pPr>
+      <w:r>
+        <w:t xml:space="preserve">Cilj nije bio 100% line coverage, već</w:t>
+      </w:r>
+      <w:r>
+        <w:t xml:space="preserve"> </w:t>
+      </w:r>
+      <w:r>
+        <w:rPr>
+          <w:b/>
+          <w:bCs/>
+        </w:rPr>
+        <w:t xml:space="preserve">behavior coverage</w:t>
+      </w:r>
+      <w:r>
+        <w:t xml:space="preserve"> </w:t>
+      </w:r>
+      <w:r>
+        <w:t xml:space="preserve">ključnih scenarija:</w:t>
+      </w:r>
+    </w:p>
+    <w:p>
+      <w:pPr>
+        <w:pStyle w:val="Compact"/>
+        <w:numPr>
+          <w:ilvl w:val="0"/>
+          <w:numId w:val="1003"/>
+        </w:numPr>
+      </w:pPr>
+      <w:r>
+        <w:t xml:space="preserve">Sve glavne happy path-ove za svih 9 UC</w:t>
+      </w:r>
+    </w:p>
+    <w:p>
+      <w:pPr>
+        <w:pStyle w:val="Compact"/>
+        <w:numPr>
+          <w:ilvl w:val="0"/>
+          <w:numId w:val="1003"/>
+        </w:numPr>
+      </w:pPr>
+      <w:r>
+        <w:t xml:space="preserve">Sve alt path-ove (3 grane u UC8, validation errors u UC5)</w:t>
+      </w:r>
+    </w:p>
+    <w:p>
+      <w:pPr>
+        <w:pStyle w:val="Compact"/>
+        <w:numPr>
+          <w:ilvl w:val="0"/>
+          <w:numId w:val="1003"/>
+        </w:numPr>
+      </w:pPr>
+      <w:r>
+        <w:t xml:space="preserve">Sve Policy authorization scenarije (positive + negative)</w:t>
+      </w:r>
+    </w:p>
+    <w:p>
+      <w:pPr>
+        <w:pStyle w:val="Compact"/>
+        <w:numPr>
+          <w:ilvl w:val="0"/>
+          <w:numId w:val="1003"/>
+        </w:numPr>
+      </w:pPr>
+      <w:r>
+        <w:t xml:space="preserve">State izmjene koje moraju da pišu u audit log</w:t>
+      </w:r>
+    </w:p>
+    <w:bookmarkEnd w:id="20"/>
+    <w:bookmarkStart w:id="21" w:name="X7d8dfea8e79fa55513afbd72feaf758168517bc"/>
+    <w:p>
+      <w:pPr>
+        <w:pStyle w:val="Heading3"/>
+      </w:pPr>
+      <w:r>
+        <w:rPr>
+          <w:rStyle w:val="SectionNumber"/>
+        </w:rPr>
+        <w:t xml:space="preserve">1.5.3</w:t>
+      </w:r>
+      <w:r>
+        <w:tab/>
+      </w:r>
+      <w:r>
+        <w:t xml:space="preserve">5.3 Browser smoke</w:t>
+      </w:r>
+    </w:p>
+    <w:p>
+      <w:pPr>
+        <w:pStyle w:val="FirstParagraph"/>
+      </w:pPr>
+      <w:r>
+        <w:t xml:space="preserve">Pest 4 sa Playwright-style API. Pokriva:</w:t>
+      </w:r>
+    </w:p>
+    <w:p>
+      <w:pPr>
+        <w:pStyle w:val="Compact"/>
+        <w:numPr>
+          <w:ilvl w:val="0"/>
+          <w:numId w:val="1004"/>
+        </w:numPr>
+      </w:pPr>
+      <w:r>
+        <w:t xml:space="preserve">Login + register pages render bez JS error-a</w:t>
+      </w:r>
+    </w:p>
+    <w:p>
+      <w:pPr>
+        <w:pStyle w:val="Compact"/>
+        <w:numPr>
+          <w:ilvl w:val="0"/>
+          <w:numId w:val="1004"/>
+        </w:numPr>
+      </w:pPr>
+      <w:r>
+        <w:t xml:space="preserve">Admin dashboard sve sub-stranice load-uju</w:t>
+      </w:r>
+    </w:p>
+    <w:p>
+      <w:pPr>
+        <w:pStyle w:val="Compact"/>
+        <w:numPr>
+          <w:ilvl w:val="0"/>
+          <w:numId w:val="1004"/>
+        </w:numPr>
+      </w:pPr>
+      <w:r>
+        <w:t xml:space="preserve">Public raspored renderuje</w:t>
+      </w:r>
+    </w:p>
+    <w:p>
+      <w:pPr>
+        <w:pStyle w:val="Compact"/>
+        <w:numPr>
+          <w:ilvl w:val="0"/>
+          <w:numId w:val="1004"/>
+        </w:numPr>
+      </w:pPr>
+      <w:r>
+        <w:t xml:space="preserve">UC5 i UC8 cijeli flow kroz browser (slowest, ~3s po test-u)</w:t>
+      </w:r>
+    </w:p>
+    <w:p>
+      <w:pPr>
+        <w:pStyle w:val="FirstParagraph"/>
+      </w:pPr>
+      <w:r>
+        <w:t xml:space="preserve">Test:</w:t>
+      </w:r>
+      <w:r>
+        <w:t xml:space="preserve"> </w:t>
+      </w:r>
+      <w:r>
+        <w:rPr>
+          <w:rStyle w:val="VerbatimChar"/>
+        </w:rPr>
+        <w:t xml:space="preserve">tests/Feature/Integration/SmokePagesTest.php</w:t>
+      </w:r>
+      <w:r>
+        <w:t xml:space="preserve">,</w:t>
+      </w:r>
+      <w:r>
+        <w:t xml:space="preserve"> </w:t>
+      </w:r>
+      <w:r>
+        <w:rPr>
+          <w:rStyle w:val="VerbatimChar"/>
+        </w:rPr>
+        <w:t xml:space="preserve">Journey1Uc5Test.php</w:t>
+      </w:r>
+      <w:r>
+        <w:t xml:space="preserve">,</w:t>
+      </w:r>
+      <w:r>
+        <w:t xml:space="preserve"> </w:t>
+      </w:r>
+      <w:r>
+        <w:rPr>
+          <w:rStyle w:val="VerbatimChar"/>
+        </w:rPr>
+        <w:t xml:space="preserve">Journey2Uc8Test.php</w:t>
+      </w:r>
+      <w:r>
+        <w:t xml:space="preserve">,</w:t>
+      </w:r>
+      <w:r>
+        <w:t xml:space="preserve"> </w:t>
+      </w:r>
+      <w:r>
+        <w:rPr>
+          <w:rStyle w:val="VerbatimChar"/>
+        </w:rPr>
+        <w:t xml:space="preserve">Journey3Uc10Uc3Test.php</w:t>
+      </w:r>
+      <w:r>
+        <w:t xml:space="preserve">.</w:t>
+      </w:r>
+    </w:p>
+    <w:bookmarkEnd w:id="21"/>
+    <w:bookmarkStart w:id="22" w:name="Xfc5d865691c5b99a96ed25a77379fd0d18d4415"/>
+    <w:p>
+      <w:pPr>
+        <w:pStyle w:val="Heading3"/>
+      </w:pPr>
+      <w:r>
+        <w:rPr>
+          <w:rStyle w:val="SectionNumber"/>
+        </w:rPr>
+        <w:t xml:space="preserve">1.5.4</w:t>
+      </w:r>
+      <w:r>
+        <w:tab/>
+      </w:r>
+      <w:r>
+        <w:t xml:space="preserve">5.4 Security audit</w:t>
+      </w:r>
+    </w:p>
+    <w:p>
+      <w:pPr>
+        <w:pStyle w:val="FirstParagraph"/>
+      </w:pPr>
+      <w:r>
+        <w:t xml:space="preserve">Test:</w:t>
+      </w:r>
+      <w:r>
+        <w:t xml:space="preserve"> </w:t>
+      </w:r>
+      <w:r>
+        <w:rPr>
+          <w:rStyle w:val="VerbatimChar"/>
+        </w:rPr>
+        <w:t xml:space="preserve">tests/Feature/Integration/SecurityAuditTest.php</w:t>
+      </w:r>
+      <w:r>
+        <w:t xml:space="preserve">. Pokriva:</w:t>
+      </w:r>
+    </w:p>
+    <w:p>
+      <w:pPr>
+        <w:pStyle w:val="Compact"/>
+        <w:numPr>
+          <w:ilvl w:val="0"/>
+          <w:numId w:val="1005"/>
+        </w:numPr>
+      </w:pPr>
+      <w:r>
+        <w:t xml:space="preserve">CSRF token check</w:t>
+      </w:r>
+    </w:p>
+    <w:p>
+      <w:pPr>
+        <w:pStyle w:val="Compact"/>
+        <w:numPr>
+          <w:ilvl w:val="0"/>
+          <w:numId w:val="1005"/>
+        </w:numPr>
+      </w:pPr>
+      <w:r>
+        <w:t xml:space="preserve">Mass assignment kroz Form Request</w:t>
+      </w:r>
+    </w:p>
+    <w:p>
+      <w:pPr>
+        <w:pStyle w:val="Compact"/>
+        <w:numPr>
+          <w:ilvl w:val="0"/>
+          <w:numId w:val="1005"/>
+        </w:numPr>
+      </w:pPr>
+      <w:r>
+        <w:t xml:space="preserve">Authorization on every admin URL</w:t>
+      </w:r>
+    </w:p>
+    <w:p>
+      <w:pPr>
+        <w:pStyle w:val="Compact"/>
+        <w:numPr>
+          <w:ilvl w:val="0"/>
+          <w:numId w:val="1005"/>
+        </w:numPr>
+      </w:pPr>
+      <w:r>
+        <w:t xml:space="preserve">Audit log entry on every state change</w:t>
+      </w:r>
+    </w:p>
+    <w:bookmarkEnd w:id="22"/>
+    <w:bookmarkStart w:id="23" w:name="X461b75074664d9d2a8aeab52af6f7e75b212541"/>
+    <w:p>
+      <w:pPr>
+        <w:pStyle w:val="Heading3"/>
+      </w:pPr>
+      <w:r>
+        <w:rPr>
+          <w:rStyle w:val="SectionNumber"/>
+        </w:rPr>
+        <w:t xml:space="preserve">1.5.5</w:t>
+      </w:r>
+      <w:r>
+        <w:tab/>
+      </w:r>
+      <w:r>
+        <w:t xml:space="preserve">5.5 Performance smoke</w:t>
+      </w:r>
+    </w:p>
+    <w:p>
+      <w:pPr>
+        <w:pStyle w:val="FirstParagraph"/>
+      </w:pPr>
+      <w:r>
+        <w:t xml:space="preserve">Test:</w:t>
+      </w:r>
+      <w:r>
+        <w:t xml:space="preserve"> </w:t>
+      </w:r>
+      <w:r>
+        <w:rPr>
+          <w:rStyle w:val="VerbatimChar"/>
+        </w:rPr>
+        <w:t xml:space="preserve">tests/Feature/Integration/PerformanceSmokeTest.php</w:t>
+      </w:r>
+      <w:r>
+        <w:t xml:space="preserve">. Provjerava:</w:t>
+      </w:r>
+    </w:p>
+    <w:p>
+      <w:pPr>
+        <w:pStyle w:val="Compact"/>
+        <w:numPr>
+          <w:ilvl w:val="0"/>
+          <w:numId w:val="1006"/>
+        </w:numPr>
+      </w:pPr>
+      <w:r>
+        <w:t xml:space="preserve">Admin dashboard load &lt; 500ms (sa 100 timova u DB)</w:t>
+      </w:r>
+    </w:p>
+    <w:p>
+      <w:pPr>
+        <w:pStyle w:val="Compact"/>
+        <w:numPr>
+          <w:ilvl w:val="0"/>
+          <w:numId w:val="1006"/>
+        </w:numPr>
+      </w:pPr>
+      <w:r>
+        <w:t xml:space="preserve">Audit log paginacija &lt; 200ms (sa 1000 zapisa)</w:t>
+      </w:r>
+    </w:p>
+    <w:bookmarkEnd w:id="23"/>
+    <w:bookmarkEnd w:id="24"/>
+    <w:bookmarkStart w:id="46" w:name="X9e639907c52d86b1e1ede25a2effd74f7341832"/>
+    <w:p>
+      <w:pPr>
+        <w:pStyle w:val="Heading2"/>
+      </w:pPr>
+      <w:r>
+        <w:rPr>
+          <w:rStyle w:val="SectionNumber"/>
+        </w:rPr>
+        <w:t xml:space="preserve">1.6</w:t>
+      </w:r>
+      <w:r>
+        <w:tab/>
+      </w:r>
+      <w:r>
+        <w:t xml:space="preserve">6. Demo scenariji</w:t>
+      </w:r>
+    </w:p>
+    <w:p>
+      <w:pPr>
+        <w:pStyle w:val="FirstParagraph"/>
+      </w:pPr>
+      <w:r>
+        <w:t xml:space="preserve">Vidi snimke ekrana u</w:t>
+      </w:r>
+      <w:r>
+        <w:t xml:space="preserve"> </w:t>
+      </w:r>
+      <w:r>
+        <w:rPr>
+          <w:rStyle w:val="VerbatimChar"/>
+        </w:rPr>
+        <w:t xml:space="preserve">demo/</w:t>
+      </w:r>
+      <w:r>
+        <w:t xml:space="preserve">. Detaljna uputstva za snimanje su u</w:t>
+      </w:r>
+      <w:r>
+        <w:t xml:space="preserve"> </w:t>
+      </w:r>
+      <w:r>
+        <w:rPr>
+          <w:rStyle w:val="VerbatimChar"/>
+        </w:rPr>
+        <w:t xml:space="preserve">demo/README.md</w:t>
+      </w:r>
+      <w:r>
+        <w:t xml:space="preserve">.</w:t>
+      </w:r>
+    </w:p>
+    <w:bookmarkStart w:id="25" w:name="scenario-1-uc5--prijava-ekipe"/>
+    <w:p>
+      <w:pPr>
+        <w:pStyle w:val="Heading3"/>
+      </w:pPr>
+      <w:r>
+        <w:rPr>
+          <w:rStyle w:val="SectionNumber"/>
+        </w:rPr>
+        <w:t xml:space="preserve">1.6.1</w:t>
+      </w:r>
+      <w:r>
+        <w:tab/>
+      </w:r>
+      <w:r>
+        <w:t xml:space="preserve">Scenario 1: UC5 — Prijava ekipe</w:t>
+      </w:r>
+    </w:p>
+    <w:p>
+      <w:pPr>
+        <w:pStyle w:val="Compact"/>
+        <w:numPr>
+          <w:ilvl w:val="0"/>
+          <w:numId w:val="1007"/>
+        </w:numPr>
+      </w:pPr>
+      <w:r>
+        <w:t xml:space="preserve">Login kao</w:t>
+      </w:r>
+      <w:r>
+        <w:t xml:space="preserve"> </w:t>
+      </w:r>
+      <w:r>
+        <w:rPr>
+          <w:rStyle w:val="VerbatimChar"/>
+        </w:rPr>
+        <w:t xml:space="preserve">profesor1@savez.test</w:t>
+      </w:r>
+    </w:p>
+    <w:p>
+      <w:pPr>
+        <w:pStyle w:val="Compact"/>
+        <w:numPr>
+          <w:ilvl w:val="0"/>
+          <w:numId w:val="1007"/>
+        </w:numPr>
+      </w:pPr>
+      <w:r>
+        <w:rPr>
+          <w:rStyle w:val="VerbatimChar"/>
+        </w:rPr>
+        <w:t xml:space="preserve">/teams</w:t>
+      </w:r>
+      <w:r>
+        <w:t xml:space="preserve"> </w:t>
+      </w:r>
+      <w:r>
+        <w:t xml:space="preserve">→ "Nova prijava"</w:t>
+      </w:r>
+    </w:p>
+    <w:p>
+      <w:pPr>
+        <w:pStyle w:val="Compact"/>
+        <w:numPr>
+          <w:ilvl w:val="0"/>
+          <w:numId w:val="1007"/>
+        </w:numPr>
+      </w:pPr>
+      <w:r>
+        <w:t xml:space="preserve">Bira sport (npr. Košarka), takmičenje (npr. "Pilot turnir 2026")</w:t>
+      </w:r>
+    </w:p>
+    <w:p>
+      <w:pPr>
+        <w:pStyle w:val="Compact"/>
+        <w:numPr>
+          <w:ilvl w:val="0"/>
+          <w:numId w:val="1007"/>
+        </w:numPr>
+      </w:pPr>
+      <w:r>
+        <w:t xml:space="preserve">Dodaje 5 učenika iz svoje škole</w:t>
+      </w:r>
+    </w:p>
+    <w:p>
+      <w:pPr>
+        <w:pStyle w:val="Compact"/>
+        <w:numPr>
+          <w:ilvl w:val="0"/>
+          <w:numId w:val="1007"/>
+        </w:numPr>
+      </w:pPr>
+      <w:r>
+        <w:t xml:space="preserve">Za svakog uploaduje PDF ljekarsku potvrdu</w:t>
+      </w:r>
+    </w:p>
+    <w:p>
+      <w:pPr>
+        <w:pStyle w:val="Compact"/>
+        <w:numPr>
+          <w:ilvl w:val="0"/>
+          <w:numId w:val="1007"/>
+        </w:numPr>
+      </w:pPr>
+      <w:r>
+        <w:t xml:space="preserve">Čeka 1-2 sekunde da OCR queue job validira (status Pending → Valid)</w:t>
+      </w:r>
+    </w:p>
+    <w:p>
+      <w:pPr>
+        <w:pStyle w:val="Compact"/>
+        <w:numPr>
+          <w:ilvl w:val="0"/>
+          <w:numId w:val="1007"/>
+        </w:numPr>
+      </w:pPr>
+      <w:r>
+        <w:t xml:space="preserve">Kucnut svoje puno ime kao potpis → Submit</w:t>
+      </w:r>
+    </w:p>
+    <w:p>
+      <w:pPr>
+        <w:pStyle w:val="Compact"/>
+        <w:numPr>
+          <w:ilvl w:val="0"/>
+          <w:numId w:val="1007"/>
+        </w:numPr>
+      </w:pPr>
+      <w:r>
+        <w:t xml:space="preserve">Status ekipe: Submitted; notifikacija profesoru i adminima</w:t>
+      </w:r>
+    </w:p>
+    <w:p>
+      <w:pPr>
+        <w:pStyle w:val="FirstParagraph"/>
+      </w:pPr>
+      <w:r>
+        <w:t xml:space="preserve">Detaljnije:</w:t>
+      </w:r>
+      <w:r>
+        <w:t xml:space="preserve"> </w:t>
+      </w:r>
+      <w:r>
+        <w:rPr>
+          <w:rStyle w:val="VerbatimChar"/>
+        </w:rPr>
+        <w:t xml:space="preserve">demo/uc5-prijava-ekipe.mp4</w:t>
+      </w:r>
+      <w:r>
+        <w:t xml:space="preserve"> </w:t>
+      </w:r>
+      <w:r>
+        <w:t xml:space="preserve">(snima se ručno).</w:t>
+      </w:r>
+    </w:p>
+    <w:bookmarkEnd w:id="25"/>
+    <w:bookmarkStart w:id="26" w:name="scenario-2-uc8--ednevnik-verifikacija"/>
+    <w:p>
+      <w:pPr>
+        <w:pStyle w:val="Heading3"/>
+      </w:pPr>
+      <w:r>
+        <w:rPr>
+          <w:rStyle w:val="SectionNumber"/>
+        </w:rPr>
+        <w:t xml:space="preserve">1.6.2</w:t>
+      </w:r>
+      <w:r>
+        <w:tab/>
+      </w:r>
+      <w:r>
+        <w:t xml:space="preserve">Scenario 2: UC8 — eDnevnik verifikacija</w:t>
+      </w:r>
+    </w:p>
+    <w:p>
+      <w:pPr>
+        <w:pStyle w:val="Compact"/>
+        <w:numPr>
+          <w:ilvl w:val="0"/>
+          <w:numId w:val="1008"/>
+        </w:numPr>
+      </w:pPr>
+      <w:r>
+        <w:t xml:space="preserve">Login kao</w:t>
+      </w:r>
+      <w:r>
+        <w:t xml:space="preserve"> </w:t>
+      </w:r>
+      <w:r>
+        <w:rPr>
+          <w:rStyle w:val="VerbatimChar"/>
+        </w:rPr>
+        <w:t xml:space="preserve">admin@savez.test</w:t>
+      </w:r>
+    </w:p>
+    <w:p>
+      <w:pPr>
+        <w:pStyle w:val="Compact"/>
+        <w:numPr>
+          <w:ilvl w:val="0"/>
+          <w:numId w:val="1008"/>
+        </w:numPr>
+      </w:pPr>
+      <w:r>
+        <w:rPr>
+          <w:rStyle w:val="VerbatimChar"/>
+        </w:rPr>
+        <w:t xml:space="preserve">/admin/students</w:t>
+      </w:r>
+      <w:r>
+        <w:t xml:space="preserve"> </w:t>
+      </w:r>
+      <w:r>
+        <w:t xml:space="preserve">→ bira nepotvrđenog učenika</w:t>
+      </w:r>
+    </w:p>
+    <w:p>
+      <w:pPr>
+        <w:pStyle w:val="Compact"/>
+        <w:numPr>
+          <w:ilvl w:val="0"/>
+          <w:numId w:val="1008"/>
+        </w:numPr>
+      </w:pPr>
+      <w:r>
+        <w:t xml:space="preserve">"Verifikuj kroz eDnevnik" dugme → dispatchuje VerifyStudentWithEDnevnikJob</w:t>
+      </w:r>
+    </w:p>
+    <w:p>
+      <w:pPr>
+        <w:pStyle w:val="Compact"/>
+        <w:numPr>
+          <w:ilvl w:val="0"/>
+          <w:numId w:val="1008"/>
+        </w:numPr>
+      </w:pPr>
+      <w:r>
+        <w:t xml:space="preserve">Refresh stranice nakon ~1 sekunde</w:t>
+      </w:r>
+    </w:p>
+    <w:p>
+      <w:pPr>
+        <w:pStyle w:val="Compact"/>
+        <w:numPr>
+          <w:ilvl w:val="0"/>
+          <w:numId w:val="1008"/>
+        </w:numPr>
+      </w:pPr>
+      <w:r>
+        <w:t xml:space="preserve">Status: Verified / Mismatched / Unavailable (zavisno od JMB-a u FakeEDnevnikAdapter)</w:t>
+      </w:r>
+    </w:p>
+    <w:p>
+      <w:pPr>
+        <w:pStyle w:val="Compact"/>
+        <w:numPr>
+          <w:ilvl w:val="0"/>
+          <w:numId w:val="1008"/>
+        </w:numPr>
+      </w:pPr>
+      <w:r>
+        <w:t xml:space="preserve">Audit log zapis u</w:t>
+      </w:r>
+      <w:r>
+        <w:t xml:space="preserve"> </w:t>
+      </w:r>
+      <w:r>
+        <w:rPr>
+          <w:rStyle w:val="VerbatimChar"/>
+        </w:rPr>
+        <w:t xml:space="preserve">/admin/audit-log</w:t>
+      </w:r>
+    </w:p>
+    <w:p>
+      <w:pPr>
+        <w:pStyle w:val="FirstParagraph"/>
+      </w:pPr>
+      <w:r>
+        <w:t xml:space="preserve">Detaljnije:</w:t>
+      </w:r>
+      <w:r>
+        <w:t xml:space="preserve"> </w:t>
+      </w:r>
+      <w:r>
+        <w:rPr>
+          <w:rStyle w:val="VerbatimChar"/>
+        </w:rPr>
+        <w:t xml:space="preserve">demo/uc8-ednevnik-verifikacija.mp4</w:t>
+      </w:r>
+      <w:r>
+        <w:t xml:space="preserve"> </w:t>
+      </w:r>
+      <w:r>
+        <w:t xml:space="preserve">(snima se ručno).</w:t>
+      </w:r>
+    </w:p>
+    <w:bookmarkEnd w:id="26"/>
+    <w:bookmarkStart w:id="45" w:name="scenario-3-uc10--rezultati-i-medalje"/>
+    <w:p>
+      <w:pPr>
+        <w:pStyle w:val="Heading3"/>
+      </w:pPr>
+      <w:r>
+        <w:rPr>
+          <w:rStyle w:val="SectionNumber"/>
+        </w:rPr>
+        <w:t xml:space="preserve">1.6.3</w:t>
+      </w:r>
+      <w:r>
+        <w:tab/>
+      </w:r>
+      <w:r>
+        <w:t xml:space="preserve">Scenario 3: UC10 — Rezultati i medalje</w:t>
+      </w:r>
+    </w:p>
+    <w:p>
+      <w:pPr>
+        <w:pStyle w:val="Compact"/>
+        <w:numPr>
+          <w:ilvl w:val="0"/>
+          <w:numId w:val="1009"/>
+        </w:numPr>
+      </w:pPr>
+      <w:r>
+        <w:t xml:space="preserve">Login kao admin</w:t>
+      </w:r>
+    </w:p>
+    <w:p>
+      <w:pPr>
+        <w:pStyle w:val="Compact"/>
+        <w:numPr>
+          <w:ilvl w:val="0"/>
+          <w:numId w:val="1009"/>
+        </w:numPr>
+      </w:pPr>
+      <w:r>
+        <w:rPr>
+          <w:rStyle w:val="VerbatimChar"/>
+        </w:rPr>
+        <w:t xml:space="preserve">/admin/competitions/{id}/results</w:t>
+      </w:r>
+      <w:r>
+        <w:t xml:space="preserve"> </w:t>
+      </w:r>
+      <w:r>
+        <w:t xml:space="preserve">→ unosi place + medal za svaku ekipu</w:t>
+      </w:r>
+    </w:p>
+    <w:p>
+      <w:pPr>
+        <w:pStyle w:val="Compact"/>
+        <w:numPr>
+          <w:ilvl w:val="0"/>
+          <w:numId w:val="1009"/>
+        </w:numPr>
+      </w:pPr>
+      <w:r>
+        <w:t xml:space="preserve">Logout, login kao učenik iz nagrađene ekipe</w:t>
+      </w:r>
+    </w:p>
+    <w:p>
+      <w:pPr>
+        <w:pStyle w:val="Compact"/>
+        <w:numPr>
+          <w:ilvl w:val="0"/>
+          <w:numId w:val="1009"/>
+        </w:numPr>
+      </w:pPr>
+      <w:r>
+        <w:rPr>
+          <w:rStyle w:val="VerbatimChar"/>
+        </w:rPr>
+        <w:t xml:space="preserve">/profile</w:t>
+      </w:r>
+      <w:r>
+        <w:t xml:space="preserve"> </w:t>
+      </w:r>
+      <w:r>
+        <w:t xml:space="preserve">→ vidi medalju + brojač osvojenih medalja</w:t>
+      </w:r>
+    </w:p>
+    <w:p>
+      <w:pPr>
+        <w:pStyle w:val="FirstParagraph"/>
+      </w:pPr>
+      <w:r>
+        <w:t xml:space="preserve">Detaljnije:</w:t>
+      </w:r>
+      <w:r>
+        <w:t xml:space="preserve"> </w:t>
+      </w:r>
+      <w:r>
+        <w:rPr>
+          <w:rStyle w:val="VerbatimChar"/>
+        </w:rPr>
+        <w:t xml:space="preserve">demo/uc10-rezultati-medalje.mp4</w:t>
+      </w:r>
+      <w:r>
+        <w:t xml:space="preserve"> </w:t>
+      </w:r>
+      <w:r>
+        <w:t xml:space="preserve">(snima se ručno).</w:t>
       </w:r>
     </w:p>
     <w:p>
@@ -2932,12 +2926,12 @@
           <wp:inline>
             <wp:extent cx="5334000" cy="3000375"/>
             <wp:effectExtent b="0" l="0" r="0" t="0"/>
-            <wp:docPr descr="Slika 8: UC5 — Detalji ekipe sa 10 članova" title="" id="28" name="Picture"/>
+            <wp:docPr descr="Slika 7: UC5 — Lista timova" title="" id="28" name="Picture"/>
             <a:graphic>
               <a:graphicData uri="http://schemas.openxmlformats.org/drawingml/2006/picture">
                 <pic:pic>
                   <pic:nvPicPr>
-                    <pic:cNvPr descr="demo/screenshots/uc5-02-team-edit.png" id="29" name="Picture"/>
+                    <pic:cNvPr descr="demo/screenshots/uc5-01-teams-list.png" id="29" name="Picture"/>
                     <pic:cNvPicPr>
                       <a:picLocks noChangeArrowheads="1" noChangeAspect="1"/>
                     </pic:cNvPicPr>
@@ -2979,7 +2973,7 @@
           <w:i/>
           <w:iCs/>
         </w:rPr>
-        <w:t xml:space="preserve">Slika 8: UC5 — Detalji ekipe sa 10 članova</w:t>
+        <w:t xml:space="preserve">Slika 7: UC5 — Lista timova</w:t>
       </w:r>
     </w:p>
     <w:p>
@@ -2991,12 +2985,12 @@
           <wp:inline>
             <wp:extent cx="5334000" cy="3000375"/>
             <wp:effectExtent b="0" l="0" r="0" t="0"/>
-            <wp:docPr descr="Slika 9: UC8 — Verify forma" title="" id="31" name="Picture"/>
+            <wp:docPr descr="Slika 8: UC5 — Detalji ekipe sa 10 članova" title="" id="31" name="Picture"/>
             <a:graphic>
               <a:graphicData uri="http://schemas.openxmlformats.org/drawingml/2006/picture">
                 <pic:pic>
                   <pic:nvPicPr>
-                    <pic:cNvPr descr="demo/screenshots/uc8-02-verify-page.png" id="32" name="Picture"/>
+                    <pic:cNvPr descr="demo/screenshots/uc5-02-team-edit.png" id="32" name="Picture"/>
                     <pic:cNvPicPr>
                       <a:picLocks noChangeArrowheads="1" noChangeAspect="1"/>
                     </pic:cNvPicPr>
@@ -3038,7 +3032,7 @@
           <w:i/>
           <w:iCs/>
         </w:rPr>
-        <w:t xml:space="preserve">Slika 9: UC8 — Verify forma</w:t>
+        <w:t xml:space="preserve">Slika 8: UC5 — Detalji ekipe sa 10 članova</w:t>
       </w:r>
     </w:p>
     <w:p>
@@ -3050,12 +3044,12 @@
           <wp:inline>
             <wp:extent cx="5334000" cy="3000375"/>
             <wp:effectExtent b="0" l="0" r="0" t="0"/>
-            <wp:docPr descr="Slika 10: UC8 — Rezultat verifikacije (Razlika sa eDnevnik)" title="" id="34" name="Picture"/>
+            <wp:docPr descr="Slika 9: UC8 — Verify forma" title="" id="34" name="Picture"/>
             <a:graphic>
               <a:graphicData uri="http://schemas.openxmlformats.org/drawingml/2006/picture">
                 <pic:pic>
                   <pic:nvPicPr>
-                    <pic:cNvPr descr="demo/screenshots/uc8-04-after-queue.png" id="35" name="Picture"/>
+                    <pic:cNvPr descr="demo/screenshots/uc8-02-verify-page.png" id="35" name="Picture"/>
                     <pic:cNvPicPr>
                       <a:picLocks noChangeArrowheads="1" noChangeAspect="1"/>
                     </pic:cNvPicPr>
@@ -3097,7 +3091,7 @@
           <w:i/>
           <w:iCs/>
         </w:rPr>
-        <w:t xml:space="preserve">Slika 10: UC8 — Rezultat verifikacije (Razlika sa eDnevnik)</w:t>
+        <w:t xml:space="preserve">Slika 9: UC8 — Verify forma</w:t>
       </w:r>
     </w:p>
     <w:p>
@@ -3109,12 +3103,12 @@
           <wp:inline>
             <wp:extent cx="5334000" cy="3000375"/>
             <wp:effectExtent b="0" l="0" r="0" t="0"/>
-            <wp:docPr descr="Slika 11: UC10 — Rezultati popunjeni (Zlato/Srebro/Bronza)" title="" id="37" name="Picture"/>
+            <wp:docPr descr="Slika 10: UC8 — Rezultat verifikacije (Razlika sa eDnevnik)" title="" id="37" name="Picture"/>
             <a:graphic>
               <a:graphicData uri="http://schemas.openxmlformats.org/drawingml/2006/picture">
                 <pic:pic>
                   <pic:nvPicPr>
-                    <pic:cNvPr descr="demo/screenshots/uc10-03-results-filled.png" id="38" name="Picture"/>
+                    <pic:cNvPr descr="demo/screenshots/uc8-04-after-queue.png" id="38" name="Picture"/>
                     <pic:cNvPicPr>
                       <a:picLocks noChangeArrowheads="1" noChangeAspect="1"/>
                     </pic:cNvPicPr>
@@ -3156,7 +3150,7 @@
           <w:i/>
           <w:iCs/>
         </w:rPr>
-        <w:t xml:space="preserve">Slika 11: UC10 — Rezultati popunjeni (Zlato/Srebro/Bronza)</w:t>
+        <w:t xml:space="preserve">Slika 10: UC8 — Rezultat verifikacije (Razlika sa eDnevnik)</w:t>
       </w:r>
     </w:p>
     <w:p>
@@ -3168,12 +3162,12 @@
           <wp:inline>
             <wp:extent cx="5334000" cy="3000375"/>
             <wp:effectExtent b="0" l="0" r="0" t="0"/>
-            <wp:docPr descr="Slika 12: UC10 — Audit log nakon submita" title="" id="40" name="Picture"/>
+            <wp:docPr descr="Slika 11: UC10 — Rezultati popunjeni (Zlato/Srebro/Bronza)" title="" id="40" name="Picture"/>
             <a:graphic>
               <a:graphicData uri="http://schemas.openxmlformats.org/drawingml/2006/picture">
                 <pic:pic>
                   <pic:nvPicPr>
-                    <pic:cNvPr descr="demo/screenshots/uc8-05-audit-log.png" id="41" name="Picture"/>
+                    <pic:cNvPr descr="demo/screenshots/uc10-03-results-filled.png" id="41" name="Picture"/>
                     <pic:cNvPicPr>
                       <a:picLocks noChangeArrowheads="1" noChangeAspect="1"/>
                     </pic:cNvPicPr>
@@ -3215,12 +3209,71 @@
           <w:i/>
           <w:iCs/>
         </w:rPr>
+        <w:t xml:space="preserve">Slika 11: UC10 — Rezultati popunjeni (Zlato/Srebro/Bronza)</w:t>
+      </w:r>
+    </w:p>
+    <w:p>
+      <w:pPr>
+        <w:pStyle w:val="BodyText"/>
+      </w:pPr>
+      <w:r>
+        <w:drawing>
+          <wp:inline>
+            <wp:extent cx="5334000" cy="3000375"/>
+            <wp:effectExtent b="0" l="0" r="0" t="0"/>
+            <wp:docPr descr="Slika 12: UC10 — Audit log nakon submita" title="" id="43" name="Picture"/>
+            <a:graphic>
+              <a:graphicData uri="http://schemas.openxmlformats.org/drawingml/2006/picture">
+                <pic:pic>
+                  <pic:nvPicPr>
+                    <pic:cNvPr descr="demo/screenshots/uc8-05-audit-log.png" id="44" name="Picture"/>
+                    <pic:cNvPicPr>
+                      <a:picLocks noChangeArrowheads="1" noChangeAspect="1"/>
+                    </pic:cNvPicPr>
+                  </pic:nvPicPr>
+                  <pic:blipFill>
+                    <a:blip r:embed="rId42"/>
+                    <a:stretch>
+                      <a:fillRect/>
+                    </a:stretch>
+                  </pic:blipFill>
+                  <pic:spPr bwMode="auto">
+                    <a:xfrm>
+                      <a:off x="0" y="0"/>
+                      <a:ext cx="5334000" cy="3000375"/>
+                    </a:xfrm>
+                    <a:prstGeom prst="rect">
+                      <a:avLst/>
+                    </a:prstGeom>
+                    <a:noFill/>
+                    <a:ln w="9525">
+                      <a:noFill/>
+                      <a:headEnd/>
+                      <a:tailEnd/>
+                    </a:ln>
+                  </pic:spPr>
+                </pic:pic>
+              </a:graphicData>
+            </a:graphic>
+          </wp:inline>
+        </w:drawing>
+      </w:r>
+    </w:p>
+    <w:p>
+      <w:pPr>
+        <w:pStyle w:val="BodyText"/>
+      </w:pPr>
+      <w:r>
+        <w:rPr>
+          <w:i/>
+          <w:iCs/>
+        </w:rPr>
         <w:t xml:space="preserve">Slika 12: UC10 — Audit log nakon submita</w:t>
       </w:r>
     </w:p>
-    <w:bookmarkEnd w:id="42"/>
-    <w:bookmarkEnd w:id="43"/>
-    <w:bookmarkStart w:id="44" w:name="X36c37b8e58cd032eac5e9e4ba4a5142ff7cb0f0"/>
+    <w:bookmarkEnd w:id="45"/>
+    <w:bookmarkEnd w:id="46"/>
+    <w:bookmarkStart w:id="47" w:name="X36c37b8e58cd032eac5e9e4ba4a5142ff7cb0f0"/>
     <w:p>
       <w:pPr>
         <w:pStyle w:val="Heading2"/>
@@ -3556,8 +3609,8 @@
         <w:t xml:space="preserve">— Fake adapter iza feature flag-a, planiran kada se zaključi sporazum</w:t>
       </w:r>
     </w:p>
-    <w:bookmarkEnd w:id="44"/>
-    <w:bookmarkStart w:id="45" w:name="X3f1a54475131825cc04134222dd5b33b8193375"/>
+    <w:bookmarkEnd w:id="47"/>
+    <w:bookmarkStart w:id="48" w:name="X3f1a54475131825cc04134222dd5b33b8193375"/>
     <w:p>
       <w:pPr>
         <w:pStyle w:val="Heading2"/>
@@ -3733,8 +3786,8 @@
         <w:t xml:space="preserve">.</w:t>
       </w:r>
     </w:p>
-    <w:bookmarkEnd w:id="45"/>
-    <w:bookmarkEnd w:id="46"/>
+    <w:bookmarkEnd w:id="48"/>
+    <w:bookmarkEnd w:id="49"/>
     <w:sectPr>
       <w:footnotePr>
         <w:numRestart w:val="eachSect"/>

--- a/docs/zavrsni-izvjestaj/03-implementacija-demonstracija.docx
+++ b/docs/zavrsni-izvjestaj/03-implementacija-demonstracija.docx
@@ -1450,7 +1450,7 @@
           <wp:inline>
             <wp:extent cx="5334000" cy="3388658"/>
             <wp:effectExtent b="0" l="0" r="0" t="0"/>
-            <wp:docPr descr="Slika 3: Sequence dijagram UC8 — eDnevnik verifikacija (3 grane)" title="" id="13" name="Picture"/>
+            <wp:docPr descr="Slika 4: Sequence dijagram UC8 — eDnevnik verifikacija (3 grane)" title="" id="13" name="Picture"/>
             <a:graphic>
               <a:graphicData uri="http://schemas.openxmlformats.org/drawingml/2006/picture">
                 <pic:pic>
@@ -1497,7 +1497,7 @@
           <w:i/>
           <w:iCs/>
         </w:rPr>
-        <w:t xml:space="preserve">Slika 3: Sequence dijagram UC8 — eDnevnik verifikacija (3 grane)</w:t>
+        <w:t xml:space="preserve">Slika 4: Sequence dijagram UC8 — eDnevnik verifikacija (3 grane)</w:t>
       </w:r>
       <w:r>
         <w:t xml:space="preserve"> </w:t>
